--- a/Documenti/Normalizzazione.docx
+++ b/Documenti/Normalizzazione.docx
@@ -156,16 +156,7 @@
                 <w:sz w:val="24"/>
                 <w:szCs w:val="24"/>
               </w:rPr>
-              <w:t xml:space="preserve"> </w:t>
-            </w:r>
-            <w:r>
-              <w:rPr>
-                <w:b/>
-                <w:bCs/>
-                <w:sz w:val="24"/>
-                <w:szCs w:val="24"/>
-              </w:rPr>
-              <w:t>asset</w:t>
+              <w:t xml:space="preserve"> asset</w:t>
             </w:r>
           </w:p>
         </w:tc>
@@ -263,39 +254,7 @@
                 <w:sz w:val="24"/>
                 <w:szCs w:val="24"/>
               </w:rPr>
-              <w:t xml:space="preserve"> Ogni </w:t>
-            </w:r>
-            <w:proofErr w:type="spellStart"/>
-            <w:r>
-              <w:rPr>
-                <w:sz w:val="24"/>
-                <w:szCs w:val="24"/>
-              </w:rPr>
-              <w:t>tupla</w:t>
-            </w:r>
-            <w:proofErr w:type="spellEnd"/>
-            <w:r>
-              <w:rPr>
-                <w:sz w:val="24"/>
-                <w:szCs w:val="24"/>
-              </w:rPr>
-              <w:t xml:space="preserve"> della tabella figli corrisponde una sola </w:t>
-            </w:r>
-            <w:proofErr w:type="spellStart"/>
-            <w:r>
-              <w:rPr>
-                <w:sz w:val="24"/>
-                <w:szCs w:val="24"/>
-              </w:rPr>
-              <w:t>tupla</w:t>
-            </w:r>
-            <w:proofErr w:type="spellEnd"/>
-            <w:r>
-              <w:rPr>
-                <w:sz w:val="24"/>
-                <w:szCs w:val="24"/>
-              </w:rPr>
-              <w:t xml:space="preserve"> della tabella padre e ogni tabella padre deve avere un figlio.</w:t>
+              <w:t xml:space="preserve"> Ogni tupla della tabella figli corrisponde una sola tupla della tabella padre e ogni tabella padre deve avere un figlio.</w:t>
             </w:r>
           </w:p>
         </w:tc>
@@ -648,7 +607,6 @@
           <w:szCs w:val="24"/>
         </w:rPr>
       </w:pPr>
-      <w:proofErr w:type="spellStart"/>
       <w:r>
         <w:rPr>
           <w:b/>
@@ -658,7 +616,6 @@
         </w:rPr>
         <w:t>livello_atteso</w:t>
       </w:r>
-      <w:proofErr w:type="spellEnd"/>
       <w:r>
         <w:rPr>
           <w:b/>
@@ -736,7 +693,6 @@
               </w:rPr>
               <w:t xml:space="preserve">Da </w:t>
             </w:r>
-            <w:proofErr w:type="spellStart"/>
             <w:r>
               <w:rPr>
                 <w:b/>
@@ -746,7 +702,6 @@
               </w:rPr>
               <w:t>livello_atteso</w:t>
             </w:r>
-            <w:proofErr w:type="spellEnd"/>
             <w:r>
               <w:rPr>
                 <w:sz w:val="24"/>
@@ -803,14 +758,7 @@
                 <w:sz w:val="24"/>
                 <w:szCs w:val="24"/>
               </w:rPr>
-              <w:t>1</w:t>
-            </w:r>
-            <w:r>
-              <w:rPr>
-                <w:sz w:val="24"/>
-                <w:szCs w:val="24"/>
-              </w:rPr>
-              <w:t>:N</w:t>
+              <w:t>1:N</w:t>
             </w:r>
           </w:p>
         </w:tc>
@@ -914,7 +862,6 @@
           <w:szCs w:val="24"/>
         </w:rPr>
       </w:pPr>
-      <w:proofErr w:type="spellStart"/>
       <w:r>
         <w:rPr>
           <w:b/>
@@ -924,7 +871,6 @@
         </w:rPr>
         <w:t>livello_atteso</w:t>
       </w:r>
-      <w:proofErr w:type="spellEnd"/>
       <w:r>
         <w:rPr>
           <w:b/>
@@ -1002,7 +948,6 @@
               </w:rPr>
               <w:t xml:space="preserve">Da </w:t>
             </w:r>
-            <w:proofErr w:type="spellStart"/>
             <w:r>
               <w:rPr>
                 <w:b/>
@@ -1012,7 +957,6 @@
               </w:rPr>
               <w:t>livello_atteso</w:t>
             </w:r>
-            <w:proofErr w:type="spellEnd"/>
             <w:r>
               <w:rPr>
                 <w:sz w:val="24"/>
@@ -1274,7 +1218,6 @@
               </w:rPr>
               <w:t xml:space="preserve">Da </w:t>
             </w:r>
-            <w:proofErr w:type="spellStart"/>
             <w:r>
               <w:rPr>
                 <w:b/>
@@ -1284,7 +1227,6 @@
               </w:rPr>
               <w:t>livello_atteso</w:t>
             </w:r>
-            <w:proofErr w:type="spellEnd"/>
             <w:r>
               <w:rPr>
                 <w:sz w:val="24"/>
@@ -1383,91 +1325,7 @@
                 <w:sz w:val="24"/>
                 <w:szCs w:val="24"/>
               </w:rPr>
-              <w:t xml:space="preserve">Un </w:t>
-            </w:r>
-            <w:r>
-              <w:rPr>
-                <w:sz w:val="24"/>
-                <w:szCs w:val="24"/>
-              </w:rPr>
-              <w:t>riesame</w:t>
-            </w:r>
-            <w:r>
-              <w:rPr>
-                <w:sz w:val="24"/>
-                <w:szCs w:val="24"/>
-              </w:rPr>
-              <w:t xml:space="preserve"> può e deve essere riferito ad un</w:t>
-            </w:r>
-            <w:r>
-              <w:rPr>
-                <w:sz w:val="24"/>
-                <w:szCs w:val="24"/>
-              </w:rPr>
-              <w:t>a</w:t>
-            </w:r>
-            <w:r>
-              <w:rPr>
-                <w:sz w:val="24"/>
-                <w:szCs w:val="24"/>
-              </w:rPr>
-              <w:t xml:space="preserve"> sol</w:t>
-            </w:r>
-            <w:r>
-              <w:rPr>
-                <w:sz w:val="24"/>
-                <w:szCs w:val="24"/>
-              </w:rPr>
-              <w:t>a</w:t>
-            </w:r>
-            <w:r>
-              <w:rPr>
-                <w:sz w:val="24"/>
-                <w:szCs w:val="24"/>
-              </w:rPr>
-              <w:t xml:space="preserve"> </w:t>
-            </w:r>
-            <w:r>
-              <w:rPr>
-                <w:sz w:val="24"/>
-                <w:szCs w:val="24"/>
-              </w:rPr>
-              <w:t>squadra</w:t>
-            </w:r>
-            <w:r>
-              <w:rPr>
-                <w:sz w:val="24"/>
-                <w:szCs w:val="24"/>
-              </w:rPr>
-              <w:t>, mentre un</w:t>
-            </w:r>
-            <w:r>
-              <w:rPr>
-                <w:sz w:val="24"/>
-                <w:szCs w:val="24"/>
-              </w:rPr>
-              <w:t xml:space="preserve">a squadra </w:t>
-            </w:r>
-            <w:r>
-              <w:rPr>
-                <w:sz w:val="24"/>
-                <w:szCs w:val="24"/>
-              </w:rPr>
-              <w:t xml:space="preserve">può avere </w:t>
-            </w:r>
-            <w:r>
-              <w:rPr>
-                <w:sz w:val="24"/>
-                <w:szCs w:val="24"/>
-              </w:rPr>
-              <w:t>fatto più riesami</w:t>
-            </w:r>
-            <w:r>
-              <w:rPr>
-                <w:sz w:val="24"/>
-                <w:szCs w:val="24"/>
-              </w:rPr>
-              <w:t>.</w:t>
+              <w:t>Un riesame può e deve essere riferito ad una sola squadra, mentre una squadra può avere fatto più riesami.</w:t>
             </w:r>
           </w:p>
         </w:tc>
@@ -1529,7 +1387,6 @@
           <w:szCs w:val="24"/>
         </w:rPr>
       </w:pPr>
-      <w:proofErr w:type="spellStart"/>
       <w:r>
         <w:rPr>
           <w:b/>
@@ -1537,9 +1394,8 @@
           <w:sz w:val="24"/>
           <w:szCs w:val="24"/>
         </w:rPr>
-        <w:t>flusso_rete</w:t>
+        <w:t>flusso_rete -&gt; (asset, stakeholder, autorizzato</w:t>
       </w:r>
-      <w:proofErr w:type="spellEnd"/>
       <w:r>
         <w:rPr>
           <w:b/>
@@ -1547,45 +1403,7 @@
           <w:sz w:val="24"/>
           <w:szCs w:val="24"/>
         </w:rPr>
-        <w:t xml:space="preserve"> -&gt; </w:t>
-      </w:r>
-      <w:r>
-        <w:rPr>
-          <w:b/>
-          <w:bCs/>
-          <w:sz w:val="24"/>
-          <w:szCs w:val="24"/>
-        </w:rPr>
-        <w:t xml:space="preserve">(asset, stakeholder, </w:t>
-      </w:r>
-      <w:proofErr w:type="spellStart"/>
-      <w:r>
-        <w:rPr>
-          <w:b/>
-          <w:bCs/>
-          <w:sz w:val="24"/>
-          <w:szCs w:val="24"/>
-        </w:rPr>
-        <w:t>autorizzato</w:t>
-      </w:r>
-      <w:r>
-        <w:rPr>
-          <w:b/>
-          <w:bCs/>
-          <w:sz w:val="24"/>
-          <w:szCs w:val="24"/>
-        </w:rPr>
-        <w:t>_da</w:t>
-      </w:r>
-      <w:proofErr w:type="spellEnd"/>
-      <w:r>
-        <w:rPr>
-          <w:b/>
-          <w:bCs/>
-          <w:sz w:val="24"/>
-          <w:szCs w:val="24"/>
-        </w:rPr>
-        <w:t>)</w:t>
+        <w:t>_da)</w:t>
       </w:r>
     </w:p>
     <w:tbl>
@@ -1646,7 +1464,6 @@
               </w:rPr>
               <w:t xml:space="preserve">Da </w:t>
             </w:r>
-            <w:proofErr w:type="spellStart"/>
             <w:r>
               <w:rPr>
                 <w:b/>
@@ -1656,7 +1473,6 @@
               </w:rPr>
               <w:t>flusso_rete</w:t>
             </w:r>
-            <w:proofErr w:type="spellEnd"/>
             <w:r>
               <w:rPr>
                 <w:sz w:val="24"/>
@@ -1729,14 +1545,7 @@
                 <w:sz w:val="24"/>
                 <w:szCs w:val="24"/>
               </w:rPr>
-              <w:t>0</w:t>
-            </w:r>
-            <w:r>
-              <w:rPr>
-                <w:sz w:val="24"/>
-                <w:szCs w:val="24"/>
-              </w:rPr>
-              <w:t>:N</w:t>
+              <w:t>0:N</w:t>
             </w:r>
           </w:p>
         </w:tc>
@@ -1820,78 +1629,14 @@
                 <w:sz w:val="24"/>
                 <w:szCs w:val="24"/>
               </w:rPr>
-              <w:t xml:space="preserve">Ho voluto rendere la tabella </w:t>
-            </w:r>
-            <w:proofErr w:type="spellStart"/>
-            <w:r>
-              <w:rPr>
-                <w:sz w:val="24"/>
-                <w:szCs w:val="24"/>
-              </w:rPr>
-              <w:t>flusso_rete</w:t>
-            </w:r>
-            <w:proofErr w:type="spellEnd"/>
-            <w:r>
-              <w:rPr>
-                <w:sz w:val="24"/>
-                <w:szCs w:val="24"/>
-              </w:rPr>
-              <w:t xml:space="preserve"> più adattabile possibile: mettendo gli asset, gli stakeholder e</w:t>
-            </w:r>
-            <w:r>
-              <w:rPr>
-                <w:sz w:val="24"/>
-                <w:szCs w:val="24"/>
-              </w:rPr>
-              <w:t xml:space="preserve">d eventualmente la possibilità di aggiungere entità esterne con </w:t>
-            </w:r>
-            <w:proofErr w:type="spellStart"/>
-            <w:r>
-              <w:rPr>
-                <w:sz w:val="24"/>
-                <w:szCs w:val="24"/>
-              </w:rPr>
-              <w:t>entita_origine</w:t>
-            </w:r>
-            <w:proofErr w:type="spellEnd"/>
-            <w:r>
-              <w:rPr>
-                <w:sz w:val="24"/>
-                <w:szCs w:val="24"/>
-              </w:rPr>
-              <w:t xml:space="preserve"> e </w:t>
-            </w:r>
-            <w:proofErr w:type="spellStart"/>
-            <w:r>
-              <w:rPr>
-                <w:sz w:val="24"/>
-                <w:szCs w:val="24"/>
-              </w:rPr>
-              <w:t>entita_destinazione</w:t>
-            </w:r>
-            <w:proofErr w:type="spellEnd"/>
-            <w:r>
-              <w:rPr>
-                <w:sz w:val="24"/>
-                <w:szCs w:val="24"/>
-              </w:rPr>
-              <w:t xml:space="preserve">, chi compila la tabella può compilarla adattandola ad ogni situazione, mantenendo il </w:t>
-            </w:r>
-            <w:proofErr w:type="spellStart"/>
-            <w:r>
-              <w:rPr>
-                <w:sz w:val="24"/>
-                <w:szCs w:val="24"/>
-              </w:rPr>
-              <w:t>flusso_rete</w:t>
-            </w:r>
-            <w:proofErr w:type="spellEnd"/>
-            <w:r>
-              <w:rPr>
-                <w:sz w:val="24"/>
-                <w:szCs w:val="24"/>
-              </w:rPr>
-              <w:t xml:space="preserve"> tutto all’interno della stessa tabella, senza doverlo spezzare in più tabelle in base alla categoria.</w:t>
+              <w:t>Ho voluto rendere la tabella flusso_rete più adattabile possibile: mettendo gli asset, gli stakeholder e</w:t>
+            </w:r>
+            <w:r>
+              <w:rPr>
+                <w:sz w:val="24"/>
+                <w:szCs w:val="24"/>
+              </w:rPr>
+              <w:t>d eventualmente la possibilità di aggiungere entità esterne con entita_origine e entita_destinazione, chi compila la tabella può compilarla adattandola ad ogni situazione, mantenendo il flusso_rete tutto all’interno della stessa tabella, senza doverlo spezzare in più tabelle in base alla categoria.</w:t>
             </w:r>
           </w:p>
         </w:tc>
@@ -1956,7 +1701,6 @@
               </w:rPr>
               <w:t xml:space="preserve">Da </w:t>
             </w:r>
-            <w:proofErr w:type="spellStart"/>
             <w:r>
               <w:rPr>
                 <w:b/>
@@ -1964,9 +1708,15 @@
                 <w:sz w:val="24"/>
                 <w:szCs w:val="24"/>
               </w:rPr>
-              <w:t>flusso_rete</w:t>
-            </w:r>
-            <w:proofErr w:type="spellEnd"/>
+              <w:t xml:space="preserve">flusso_rete </w:t>
+            </w:r>
+            <w:r>
+              <w:rPr>
+                <w:sz w:val="24"/>
+                <w:szCs w:val="24"/>
+              </w:rPr>
+              <w:t xml:space="preserve">a </w:t>
+            </w:r>
             <w:r>
               <w:rPr>
                 <w:b/>
@@ -1974,22 +1724,6 @@
                 <w:sz w:val="24"/>
                 <w:szCs w:val="24"/>
               </w:rPr>
-              <w:t xml:space="preserve"> </w:t>
-            </w:r>
-            <w:r>
-              <w:rPr>
-                <w:sz w:val="24"/>
-                <w:szCs w:val="24"/>
-              </w:rPr>
-              <w:t xml:space="preserve">a </w:t>
-            </w:r>
-            <w:r>
-              <w:rPr>
-                <w:b/>
-                <w:bCs/>
-                <w:sz w:val="24"/>
-                <w:szCs w:val="24"/>
-              </w:rPr>
               <w:t xml:space="preserve">squadra </w:t>
             </w:r>
             <w:r>
@@ -1997,23 +1731,7 @@
                 <w:sz w:val="24"/>
                 <w:szCs w:val="24"/>
               </w:rPr>
-              <w:t>(</w:t>
-            </w:r>
-            <w:proofErr w:type="spellStart"/>
-            <w:r>
-              <w:rPr>
-                <w:sz w:val="24"/>
-                <w:szCs w:val="24"/>
-              </w:rPr>
-              <w:t>autorizzato_da</w:t>
-            </w:r>
-            <w:proofErr w:type="spellEnd"/>
-            <w:r>
-              <w:rPr>
-                <w:sz w:val="24"/>
-                <w:szCs w:val="24"/>
-              </w:rPr>
-              <w:t>)</w:t>
+              <w:t>(autorizzato_da)</w:t>
             </w:r>
           </w:p>
         </w:tc>
@@ -2097,28 +1815,7 @@
                 <w:sz w:val="24"/>
                 <w:szCs w:val="24"/>
               </w:rPr>
-              <w:t xml:space="preserve">Un </w:t>
-            </w:r>
-            <w:r>
-              <w:rPr>
-                <w:sz w:val="24"/>
-                <w:szCs w:val="24"/>
-              </w:rPr>
-              <w:t>flusso di rete deve esser autorizzato da una squadra</w:t>
-            </w:r>
-            <w:r>
-              <w:rPr>
-                <w:sz w:val="24"/>
-                <w:szCs w:val="24"/>
-              </w:rPr>
-              <w:t>, mentre un</w:t>
-            </w:r>
-            <w:r>
-              <w:rPr>
-                <w:sz w:val="24"/>
-                <w:szCs w:val="24"/>
-              </w:rPr>
-              <w:t>a squadra può autorizzare più flussi di rete.</w:t>
+              <w:t>Un flusso di rete deve esser autorizzato da una squadra, mentre una squadra può autorizzare più flussi di rete.</w:t>
             </w:r>
           </w:p>
         </w:tc>
@@ -2214,25 +1911,7 @@
           <w:sz w:val="24"/>
           <w:szCs w:val="24"/>
         </w:rPr>
-        <w:t>esterni</w:t>
-      </w:r>
-      <w:r>
-        <w:rPr>
-          <w:b/>
-          <w:bCs/>
-          <w:sz w:val="24"/>
-          <w:szCs w:val="24"/>
-        </w:rPr>
-        <w:t xml:space="preserve">) -&gt; </w:t>
-      </w:r>
-      <w:r>
-        <w:rPr>
-          <w:b/>
-          <w:bCs/>
-          <w:sz w:val="24"/>
-          <w:szCs w:val="24"/>
-        </w:rPr>
-        <w:t>stakeholder</w:t>
+        <w:t>esterni) -&gt; stakeholder</w:t>
       </w:r>
     </w:p>
     <w:tbl>
@@ -2409,74 +2088,7 @@
                 <w:sz w:val="24"/>
                 <w:szCs w:val="24"/>
               </w:rPr>
-              <w:t>Come per la tabella asset, stakeholder</w:t>
-            </w:r>
-            <w:r>
-              <w:rPr>
-                <w:sz w:val="24"/>
-                <w:szCs w:val="24"/>
-              </w:rPr>
-              <w:t xml:space="preserve"> è </w:t>
-            </w:r>
-            <w:r>
-              <w:rPr>
-                <w:sz w:val="24"/>
-                <w:szCs w:val="24"/>
-              </w:rPr>
-              <w:t xml:space="preserve">la tabella </w:t>
-            </w:r>
-            <w:r>
-              <w:rPr>
-                <w:sz w:val="24"/>
-                <w:szCs w:val="24"/>
-              </w:rPr>
-              <w:t xml:space="preserve">padre, mentre </w:t>
-            </w:r>
-            <w:r>
-              <w:rPr>
-                <w:sz w:val="24"/>
-                <w:szCs w:val="24"/>
-              </w:rPr>
-              <w:t xml:space="preserve">personale e esterni </w:t>
-            </w:r>
-            <w:r>
-              <w:rPr>
-                <w:sz w:val="24"/>
-                <w:szCs w:val="24"/>
-              </w:rPr>
-              <w:t xml:space="preserve">sono i figli. Ogni </w:t>
-            </w:r>
-            <w:proofErr w:type="spellStart"/>
-            <w:r>
-              <w:rPr>
-                <w:sz w:val="24"/>
-                <w:szCs w:val="24"/>
-              </w:rPr>
-              <w:t>tupla</w:t>
-            </w:r>
-            <w:proofErr w:type="spellEnd"/>
-            <w:r>
-              <w:rPr>
-                <w:sz w:val="24"/>
-                <w:szCs w:val="24"/>
-              </w:rPr>
-              <w:t xml:space="preserve"> della tabella figli corrisponde una sola </w:t>
-            </w:r>
-            <w:proofErr w:type="spellStart"/>
-            <w:r>
-              <w:rPr>
-                <w:sz w:val="24"/>
-                <w:szCs w:val="24"/>
-              </w:rPr>
-              <w:t>tupla</w:t>
-            </w:r>
-            <w:proofErr w:type="spellEnd"/>
-            <w:r>
-              <w:rPr>
-                <w:sz w:val="24"/>
-                <w:szCs w:val="24"/>
-              </w:rPr>
-              <w:t xml:space="preserve"> della tabella padre e ogni tabella padre deve avere un figlio.</w:t>
+              <w:t>Come per la tabella asset, stakeholder è la tabella padre, mentre personale e esterni sono i figli. Ogni tupla della tabella figli corrisponde una sola tupla della tabella padre e ogni tabella padre deve avere un figlio.</w:t>
             </w:r>
           </w:p>
         </w:tc>
@@ -2576,7 +2188,7 @@
           <w:sz w:val="24"/>
           <w:szCs w:val="24"/>
         </w:rPr>
-        <w:t>personale</w:t>
+        <w:t xml:space="preserve">personale </w:t>
       </w:r>
       <w:r>
         <w:rPr>
@@ -2585,7 +2197,7 @@
           <w:sz w:val="24"/>
           <w:szCs w:val="24"/>
         </w:rPr>
-        <w:t xml:space="preserve"> </w:t>
+        <w:t xml:space="preserve">-&gt; </w:t>
       </w:r>
       <w:r>
         <w:rPr>
@@ -2594,19 +2206,8 @@
           <w:sz w:val="24"/>
           <w:szCs w:val="24"/>
         </w:rPr>
-        <w:t xml:space="preserve">-&gt; </w:t>
-      </w:r>
-      <w:proofErr w:type="spellStart"/>
-      <w:r>
-        <w:rPr>
-          <w:b/>
-          <w:bCs/>
-          <w:sz w:val="24"/>
-          <w:szCs w:val="24"/>
-        </w:rPr>
         <w:t>piano_formazione</w:t>
       </w:r>
-      <w:proofErr w:type="spellEnd"/>
     </w:p>
     <w:tbl>
       <w:tblPr>
@@ -2680,16 +2281,8 @@
                 <w:sz w:val="24"/>
                 <w:szCs w:val="24"/>
               </w:rPr>
-              <w:t xml:space="preserve"> </w:t>
-            </w:r>
-            <w:r>
-              <w:rPr>
-                <w:sz w:val="24"/>
-                <w:szCs w:val="24"/>
-              </w:rPr>
-              <w:t xml:space="preserve">a </w:t>
-            </w:r>
-            <w:proofErr w:type="spellStart"/>
+              <w:t xml:space="preserve"> a </w:t>
+            </w:r>
             <w:r>
               <w:rPr>
                 <w:b/>
@@ -2699,7 +2292,6 @@
               </w:rPr>
               <w:t>piano_formazione</w:t>
             </w:r>
-            <w:proofErr w:type="spellEnd"/>
           </w:p>
         </w:tc>
       </w:tr>
@@ -2803,70 +2395,22 @@
                 <w:sz w:val="24"/>
                 <w:szCs w:val="24"/>
               </w:rPr>
-              <w:t xml:space="preserve">Una tabella, detta formazione, divide il </w:t>
-            </w:r>
-            <w:proofErr w:type="spellStart"/>
-            <w:r>
-              <w:rPr>
-                <w:sz w:val="24"/>
-                <w:szCs w:val="24"/>
-              </w:rPr>
-              <w:t>legamen</w:t>
-            </w:r>
-            <w:proofErr w:type="spellEnd"/>
-            <w:r>
-              <w:rPr>
-                <w:sz w:val="24"/>
-                <w:szCs w:val="24"/>
-              </w:rPr>
-              <w:t xml:space="preserve"> N:M tra personale e </w:t>
-            </w:r>
-            <w:proofErr w:type="spellStart"/>
-            <w:r>
-              <w:rPr>
-                <w:sz w:val="24"/>
-                <w:szCs w:val="24"/>
-              </w:rPr>
-              <w:t>piano_formazione</w:t>
-            </w:r>
-            <w:proofErr w:type="spellEnd"/>
-            <w:r>
-              <w:rPr>
-                <w:sz w:val="24"/>
-                <w:szCs w:val="24"/>
-              </w:rPr>
-              <w:t xml:space="preserve"> (cioè tutti i corsi che ha dovute seguire il personale). </w:t>
-            </w:r>
-          </w:p>
-          <w:p>
-            <w:pPr>
-              <w:rPr>
-                <w:sz w:val="24"/>
-                <w:szCs w:val="24"/>
-              </w:rPr>
-            </w:pPr>
-            <w:r>
-              <w:rPr>
-                <w:sz w:val="24"/>
-                <w:szCs w:val="24"/>
-              </w:rPr>
-              <w:t xml:space="preserve">La tabella in questione collega i piani di formazione (ogni </w:t>
-            </w:r>
-            <w:proofErr w:type="spellStart"/>
-            <w:r>
-              <w:rPr>
-                <w:sz w:val="24"/>
-                <w:szCs w:val="24"/>
-              </w:rPr>
-              <w:t>tupla</w:t>
-            </w:r>
-            <w:proofErr w:type="spellEnd"/>
-            <w:r>
-              <w:rPr>
-                <w:sz w:val="24"/>
-                <w:szCs w:val="24"/>
-              </w:rPr>
-              <w:t xml:space="preserve"> corrisponde ad una classe o un corso che possono potenzialmente fare N dipendenti) con il personale.</w:t>
+              <w:t xml:space="preserve">Una tabella, detta formazione, divide il legamen N:M tra personale e piano_formazione (cioè tutti i corsi che ha dovute seguire il personale). </w:t>
+            </w:r>
+          </w:p>
+          <w:p>
+            <w:pPr>
+              <w:rPr>
+                <w:sz w:val="24"/>
+                <w:szCs w:val="24"/>
+              </w:rPr>
+            </w:pPr>
+            <w:r>
+              <w:rPr>
+                <w:sz w:val="24"/>
+                <w:szCs w:val="24"/>
+              </w:rPr>
+              <w:t>La tabella in questione collega i piani di formazione (ogni tupla corrisponde ad una classe o un corso che possono potenzialmente fare N dipendenti) con il personale.</w:t>
             </w:r>
           </w:p>
         </w:tc>
@@ -2908,23 +2452,7 @@
                 <w:sz w:val="24"/>
                 <w:szCs w:val="24"/>
               </w:rPr>
-              <w:t>È il modo più efficiente per ridurre il numero di record. la tabella formazione fa in modo che non ci siamo ripetizioni di corsi (</w:t>
-            </w:r>
-            <w:proofErr w:type="spellStart"/>
-            <w:r>
-              <w:rPr>
-                <w:sz w:val="24"/>
-                <w:szCs w:val="24"/>
-              </w:rPr>
-              <w:t>piano_formazione</w:t>
-            </w:r>
-            <w:proofErr w:type="spellEnd"/>
-            <w:r>
-              <w:rPr>
-                <w:sz w:val="24"/>
-                <w:szCs w:val="24"/>
-              </w:rPr>
-              <w:t>), che sarebbero tutti uguali.</w:t>
+              <w:t>È il modo più efficiente per ridurre il numero di record. la tabella formazione fa in modo che non ci siamo ripetizioni di corsi (piano_formazione), che sarebbero tutti uguali.</w:t>
             </w:r>
           </w:p>
         </w:tc>
@@ -2944,7 +2472,6 @@
           <w:szCs w:val="24"/>
         </w:rPr>
       </w:pPr>
-      <w:proofErr w:type="spellStart"/>
       <w:r>
         <w:rPr>
           <w:b/>
@@ -2952,17 +2479,7 @@
           <w:sz w:val="24"/>
           <w:szCs w:val="24"/>
         </w:rPr>
-        <w:t>vulnerabilita</w:t>
-      </w:r>
-      <w:proofErr w:type="spellEnd"/>
-      <w:r>
-        <w:rPr>
-          <w:b/>
-          <w:bCs/>
-          <w:sz w:val="24"/>
-          <w:szCs w:val="24"/>
-        </w:rPr>
-        <w:t xml:space="preserve"> </w:t>
+        <w:t xml:space="preserve">vulnerabilita </w:t>
       </w:r>
       <w:r>
         <w:rPr>
@@ -3057,7 +2574,6 @@
               </w:rPr>
               <w:t xml:space="preserve">a </w:t>
             </w:r>
-            <w:proofErr w:type="spellStart"/>
             <w:r>
               <w:rPr>
                 <w:b/>
@@ -3067,7 +2583,6 @@
               </w:rPr>
               <w:t>vulnerabilita</w:t>
             </w:r>
-            <w:proofErr w:type="spellEnd"/>
           </w:p>
         </w:tc>
       </w:tr>
@@ -3219,16 +2734,7 @@
           <w:sz w:val="24"/>
           <w:szCs w:val="24"/>
         </w:rPr>
-        <w:t>utenze</w:t>
-      </w:r>
-      <w:r>
-        <w:rPr>
-          <w:b/>
-          <w:bCs/>
-          <w:sz w:val="24"/>
-          <w:szCs w:val="24"/>
-        </w:rPr>
-        <w:t xml:space="preserve"> -&gt;</w:t>
+        <w:t>utenze -&gt;</w:t>
       </w:r>
       <w:r>
         <w:rPr>
@@ -3353,23 +2859,7 @@
                 <w:sz w:val="24"/>
                 <w:szCs w:val="24"/>
               </w:rPr>
-              <w:t>(</w:t>
-            </w:r>
-            <w:proofErr w:type="spellStart"/>
-            <w:r>
-              <w:rPr>
-                <w:sz w:val="24"/>
-                <w:szCs w:val="24"/>
-              </w:rPr>
-              <w:t>concesso_da</w:t>
-            </w:r>
-            <w:proofErr w:type="spellEnd"/>
-            <w:r>
-              <w:rPr>
-                <w:sz w:val="24"/>
-                <w:szCs w:val="24"/>
-              </w:rPr>
-              <w:t>)</w:t>
+              <w:t>(concesso_da)</w:t>
             </w:r>
           </w:p>
         </w:tc>
@@ -3687,21 +3177,7 @@
                 <w:sz w:val="24"/>
                 <w:szCs w:val="24"/>
               </w:rPr>
-              <w:t>M</w:t>
-            </w:r>
-            <w:r>
-              <w:rPr>
-                <w:sz w:val="24"/>
-                <w:szCs w:val="24"/>
-              </w:rPr>
-              <w:t>:N</w:t>
-            </w:r>
-            <w:r>
-              <w:rPr>
-                <w:sz w:val="24"/>
-                <w:szCs w:val="24"/>
-              </w:rPr>
-              <w:t xml:space="preserve"> diventata 1:N e N:1</w:t>
+              <w:t>M:N diventata 1:N e N:1</w:t>
             </w:r>
           </w:p>
         </w:tc>
@@ -3751,23 +3227,7 @@
                 <w:szCs w:val="24"/>
               </w:rPr>
               <w:lastRenderedPageBreak/>
-              <w:t xml:space="preserve">che spezza la cardinalità M:N tra stakeholder e squadra e si chiama </w:t>
-            </w:r>
-            <w:proofErr w:type="spellStart"/>
-            <w:r>
-              <w:rPr>
-                <w:sz w:val="24"/>
-                <w:szCs w:val="24"/>
-              </w:rPr>
-              <w:t>squadra_stakeholder</w:t>
-            </w:r>
-            <w:proofErr w:type="spellEnd"/>
-            <w:r>
-              <w:rPr>
-                <w:sz w:val="24"/>
-                <w:szCs w:val="24"/>
-              </w:rPr>
-              <w:t>.</w:t>
+              <w:t>che spezza la cardinalità M:N tra stakeholder e squadra e si chiama squadra_stakeholder.</w:t>
             </w:r>
           </w:p>
         </w:tc>
@@ -3805,37 +3265,12 @@
                 <w:szCs w:val="24"/>
               </w:rPr>
             </w:pPr>
-            <w:proofErr w:type="spellStart"/>
-            <w:r>
-              <w:rPr>
-                <w:sz w:val="24"/>
-                <w:szCs w:val="24"/>
-              </w:rPr>
-              <w:t>squadra_stakeholder</w:t>
-            </w:r>
-            <w:proofErr w:type="spellEnd"/>
-            <w:r>
-              <w:rPr>
-                <w:sz w:val="24"/>
-                <w:szCs w:val="24"/>
-              </w:rPr>
-              <w:t xml:space="preserve"> è un ottimo modo per spezzare il collegamento M:N delle altre due tabelle. La tabella </w:t>
-            </w:r>
-            <w:proofErr w:type="spellStart"/>
-            <w:r>
-              <w:rPr>
-                <w:sz w:val="24"/>
-                <w:szCs w:val="24"/>
-              </w:rPr>
-              <w:t>squadra_stakeholder</w:t>
-            </w:r>
-            <w:proofErr w:type="spellEnd"/>
-            <w:r>
-              <w:rPr>
-                <w:sz w:val="24"/>
-                <w:szCs w:val="24"/>
-              </w:rPr>
-              <w:t xml:space="preserve"> ha una chiave primaria composta formata da i due ID delle tabelle squadra e stakeholder ed il ruolo. Questo perché crea anche un </w:t>
+            <w:r>
+              <w:rPr>
+                <w:sz w:val="24"/>
+                <w:szCs w:val="24"/>
+              </w:rPr>
+              <w:t xml:space="preserve">squadra_stakeholder è un ottimo modo per spezzare il collegamento M:N delle altre due tabelle. La tabella squadra_stakeholder ha una chiave primaria composta formata da i due ID delle tabelle squadra e stakeholder ed il ruolo. Questo perché crea anche un </w:t>
             </w:r>
             <w:r>
               <w:rPr>
@@ -3869,16 +3304,7 @@
           <w:sz w:val="24"/>
           <w:szCs w:val="24"/>
         </w:rPr>
-        <w:t>nomina</w:t>
-      </w:r>
-      <w:r>
-        <w:rPr>
-          <w:b/>
-          <w:bCs/>
-          <w:sz w:val="24"/>
-          <w:szCs w:val="24"/>
-        </w:rPr>
-        <w:t xml:space="preserve"> </w:t>
+        <w:t xml:space="preserve">nomina </w:t>
       </w:r>
       <w:r>
         <w:rPr>
@@ -3987,15 +3413,7 @@
                 <w:sz w:val="24"/>
                 <w:szCs w:val="24"/>
               </w:rPr>
-              <w:t>(</w:t>
-            </w:r>
-            <w:proofErr w:type="spellStart"/>
-            <w:r>
-              <w:rPr>
-                <w:sz w:val="24"/>
-                <w:szCs w:val="24"/>
-              </w:rPr>
-              <w:t>stakeholder</w:t>
+              <w:t>(stakeholder</w:t>
             </w:r>
             <w:r>
               <w:rPr>
@@ -4004,7 +3422,6 @@
               </w:rPr>
               <w:t>_id</w:t>
             </w:r>
-            <w:proofErr w:type="spellEnd"/>
             <w:r>
               <w:rPr>
                 <w:sz w:val="24"/>
@@ -4163,7 +3580,7 @@
           <w:sz w:val="24"/>
           <w:szCs w:val="24"/>
         </w:rPr>
-        <w:t>nomina</w:t>
+        <w:t xml:space="preserve">nomina </w:t>
       </w:r>
       <w:r>
         <w:rPr>
@@ -4172,7 +3589,7 @@
           <w:sz w:val="24"/>
           <w:szCs w:val="24"/>
         </w:rPr>
-        <w:t xml:space="preserve"> </w:t>
+        <w:t xml:space="preserve">-&gt; </w:t>
       </w:r>
       <w:r>
         <w:rPr>
@@ -4181,19 +3598,8 @@
           <w:sz w:val="24"/>
           <w:szCs w:val="24"/>
         </w:rPr>
-        <w:t xml:space="preserve">-&gt; </w:t>
-      </w:r>
-      <w:proofErr w:type="spellStart"/>
-      <w:r>
-        <w:rPr>
-          <w:b/>
-          <w:bCs/>
-          <w:sz w:val="24"/>
-          <w:szCs w:val="24"/>
-        </w:rPr>
         <w:t>raci</w:t>
       </w:r>
-      <w:proofErr w:type="spellEnd"/>
     </w:p>
     <w:tbl>
       <w:tblPr>
@@ -4269,7 +3675,6 @@
               </w:rPr>
               <w:t xml:space="preserve">a </w:t>
             </w:r>
-            <w:proofErr w:type="spellStart"/>
             <w:r>
               <w:rPr>
                 <w:b/>
@@ -4279,7 +3684,6 @@
               </w:rPr>
               <w:t>raci</w:t>
             </w:r>
-            <w:proofErr w:type="spellEnd"/>
           </w:p>
         </w:tc>
       </w:tr>
@@ -4362,95 +3766,7 @@
                 <w:sz w:val="24"/>
                 <w:szCs w:val="24"/>
               </w:rPr>
-              <w:t>Come per stakeholder e squadra, u</w:t>
-            </w:r>
-            <w:r>
-              <w:rPr>
-                <w:sz w:val="24"/>
-                <w:szCs w:val="24"/>
-              </w:rPr>
-              <w:t>n</w:t>
-            </w:r>
-            <w:r>
-              <w:rPr>
-                <w:sz w:val="24"/>
-                <w:szCs w:val="24"/>
-              </w:rPr>
-              <w:t xml:space="preserve">a nomina </w:t>
-            </w:r>
-            <w:r>
-              <w:rPr>
-                <w:sz w:val="24"/>
-                <w:szCs w:val="24"/>
-              </w:rPr>
-              <w:t xml:space="preserve">fa parte di una </w:t>
-            </w:r>
-            <w:proofErr w:type="spellStart"/>
-            <w:r>
-              <w:rPr>
-                <w:sz w:val="24"/>
-                <w:szCs w:val="24"/>
-              </w:rPr>
-              <w:t>raci</w:t>
-            </w:r>
-            <w:proofErr w:type="spellEnd"/>
-            <w:r>
-              <w:rPr>
-                <w:sz w:val="24"/>
-                <w:szCs w:val="24"/>
-              </w:rPr>
-              <w:t xml:space="preserve"> </w:t>
-            </w:r>
-            <w:r>
-              <w:rPr>
-                <w:sz w:val="24"/>
-                <w:szCs w:val="24"/>
-              </w:rPr>
-              <w:t xml:space="preserve">e una </w:t>
-            </w:r>
-            <w:proofErr w:type="spellStart"/>
-            <w:r>
-              <w:rPr>
-                <w:sz w:val="24"/>
-                <w:szCs w:val="24"/>
-              </w:rPr>
-              <w:t>raci</w:t>
-            </w:r>
-            <w:proofErr w:type="spellEnd"/>
-            <w:r>
-              <w:rPr>
-                <w:sz w:val="24"/>
-                <w:szCs w:val="24"/>
-              </w:rPr>
-              <w:t xml:space="preserve"> </w:t>
-            </w:r>
-            <w:r>
-              <w:rPr>
-                <w:sz w:val="24"/>
-                <w:szCs w:val="24"/>
-              </w:rPr>
-              <w:t>ha un numero variabile di stakeholder</w:t>
-            </w:r>
-            <w:r>
-              <w:rPr>
-                <w:sz w:val="24"/>
-                <w:szCs w:val="24"/>
-              </w:rPr>
-              <w:t xml:space="preserve"> con nomina</w:t>
-            </w:r>
-            <w:r>
-              <w:rPr>
-                <w:sz w:val="24"/>
-                <w:szCs w:val="24"/>
-              </w:rPr>
-              <w:t>. Per fare questo collegamento c’è una tabella che spezza la cardinalità M:N</w:t>
-            </w:r>
-            <w:r>
-              <w:rPr>
-                <w:sz w:val="24"/>
-                <w:szCs w:val="24"/>
-              </w:rPr>
-              <w:t>.</w:t>
+              <w:t>Come per stakeholder e squadra, una nomina fa parte di una raci e una raci ha un numero variabile di stakeholder con nomina. Per fare questo collegamento c’è una tabella che spezza la cardinalità M:N.</w:t>
             </w:r>
           </w:p>
         </w:tc>
@@ -4492,150 +3808,7 @@
                 <w:sz w:val="24"/>
                 <w:szCs w:val="24"/>
               </w:rPr>
-              <w:t xml:space="preserve">La tabella che spezza il legale M:N si chiama </w:t>
-            </w:r>
-            <w:proofErr w:type="spellStart"/>
-            <w:r>
-              <w:rPr>
-                <w:sz w:val="24"/>
-                <w:szCs w:val="24"/>
-              </w:rPr>
-              <w:t>ruolo_raci</w:t>
-            </w:r>
-            <w:proofErr w:type="spellEnd"/>
-            <w:r>
-              <w:rPr>
-                <w:sz w:val="24"/>
-                <w:szCs w:val="24"/>
-              </w:rPr>
-              <w:t xml:space="preserve">. </w:t>
-            </w:r>
-            <w:r>
-              <w:rPr>
-                <w:sz w:val="24"/>
-                <w:szCs w:val="24"/>
-              </w:rPr>
-              <w:t>Come per la tabella</w:t>
-            </w:r>
-            <w:r>
-              <w:rPr>
-                <w:sz w:val="24"/>
-                <w:szCs w:val="24"/>
-              </w:rPr>
-              <w:t xml:space="preserve"> </w:t>
-            </w:r>
-            <w:proofErr w:type="spellStart"/>
-            <w:r>
-              <w:rPr>
-                <w:sz w:val="24"/>
-                <w:szCs w:val="24"/>
-              </w:rPr>
-              <w:t>squadra_stakeholder</w:t>
-            </w:r>
-            <w:proofErr w:type="spellEnd"/>
-            <w:r>
-              <w:rPr>
-                <w:sz w:val="24"/>
-                <w:szCs w:val="24"/>
-              </w:rPr>
-              <w:t xml:space="preserve">, anche la </w:t>
-            </w:r>
-            <w:proofErr w:type="spellStart"/>
-            <w:r>
-              <w:rPr>
-                <w:sz w:val="24"/>
-                <w:szCs w:val="24"/>
-              </w:rPr>
-              <w:t>tabelal</w:t>
-            </w:r>
-            <w:proofErr w:type="spellEnd"/>
-            <w:r>
-              <w:rPr>
-                <w:sz w:val="24"/>
-                <w:szCs w:val="24"/>
-              </w:rPr>
-              <w:t xml:space="preserve"> </w:t>
-            </w:r>
-            <w:proofErr w:type="spellStart"/>
-            <w:r>
-              <w:rPr>
-                <w:sz w:val="24"/>
-                <w:szCs w:val="24"/>
-              </w:rPr>
-              <w:t>ruolo_raci</w:t>
-            </w:r>
-            <w:proofErr w:type="spellEnd"/>
-            <w:r>
-              <w:rPr>
-                <w:sz w:val="24"/>
-                <w:szCs w:val="24"/>
-              </w:rPr>
-              <w:t xml:space="preserve"> ha una chiave primaria composta</w:t>
-            </w:r>
-            <w:r>
-              <w:rPr>
-                <w:sz w:val="24"/>
-                <w:szCs w:val="24"/>
-              </w:rPr>
-              <w:t>,</w:t>
-            </w:r>
-            <w:r>
-              <w:rPr>
-                <w:sz w:val="24"/>
-                <w:szCs w:val="24"/>
-              </w:rPr>
-              <w:t xml:space="preserve"> formata da i due ID delle tabelle </w:t>
-            </w:r>
-            <w:r>
-              <w:rPr>
-                <w:sz w:val="24"/>
-                <w:szCs w:val="24"/>
-              </w:rPr>
-              <w:t>nomina e</w:t>
-            </w:r>
-            <w:r>
-              <w:rPr>
-                <w:sz w:val="24"/>
-                <w:szCs w:val="24"/>
-              </w:rPr>
-              <w:t xml:space="preserve"> </w:t>
-            </w:r>
-            <w:proofErr w:type="spellStart"/>
-            <w:r>
-              <w:rPr>
-                <w:sz w:val="24"/>
-                <w:szCs w:val="24"/>
-              </w:rPr>
-              <w:t>raci</w:t>
-            </w:r>
-            <w:proofErr w:type="spellEnd"/>
-            <w:r>
-              <w:rPr>
-                <w:sz w:val="24"/>
-                <w:szCs w:val="24"/>
-              </w:rPr>
-              <w:t xml:space="preserve"> </w:t>
-            </w:r>
-            <w:r>
-              <w:rPr>
-                <w:sz w:val="24"/>
-                <w:szCs w:val="24"/>
-              </w:rPr>
-              <w:t>ed il ruolo</w:t>
-            </w:r>
-            <w:r>
-              <w:rPr>
-                <w:sz w:val="24"/>
-                <w:szCs w:val="24"/>
-              </w:rPr>
-              <w:t>, che</w:t>
-            </w:r>
-            <w:r>
-              <w:rPr>
-                <w:sz w:val="24"/>
-                <w:szCs w:val="24"/>
-              </w:rPr>
-              <w:t xml:space="preserve"> crea anche un vincolo</w:t>
+              <w:t>La tabella che spezza il legale M:N si chiama ruolo_raci. Come per la tabella squadra_stakeholder, anche la tabelal ruolo_raci ha una chiave primaria composta, formata da i due ID delle tabelle nomina e raci ed il ruolo, che crea anche un vincolo</w:t>
             </w:r>
             <w:r>
               <w:rPr>
@@ -4669,9 +3842,8 @@
           <w:sz w:val="24"/>
           <w:szCs w:val="24"/>
         </w:rPr>
-        <w:t xml:space="preserve">(installazione / </w:t>
+        <w:t xml:space="preserve">(installazione / attivita_successiva / miglioramento_attuato / backup_eff / test_backup / comunicazione_attivita),(monitoraggio / test_vulnerabilita), squadra </w:t>
       </w:r>
-      <w:proofErr w:type="spellStart"/>
       <w:r>
         <w:rPr>
           <w:b/>
@@ -4679,9 +3851,8 @@
           <w:sz w:val="24"/>
           <w:szCs w:val="24"/>
         </w:rPr>
-        <w:t>attivita_successiva</w:t>
+        <w:t xml:space="preserve">-&gt; </w:t>
       </w:r>
-      <w:proofErr w:type="spellEnd"/>
       <w:r>
         <w:rPr>
           <w:b/>
@@ -4689,173 +3860,8 @@
           <w:sz w:val="24"/>
           <w:szCs w:val="24"/>
         </w:rPr>
-        <w:t xml:space="preserve"> / </w:t>
+        <w:t xml:space="preserve"> attivita</w:t>
       </w:r>
-      <w:proofErr w:type="spellStart"/>
-      <w:r>
-        <w:rPr>
-          <w:b/>
-          <w:bCs/>
-          <w:sz w:val="24"/>
-          <w:szCs w:val="24"/>
-        </w:rPr>
-        <w:t>miglioramento_attuato</w:t>
-      </w:r>
-      <w:proofErr w:type="spellEnd"/>
-      <w:r>
-        <w:rPr>
-          <w:b/>
-          <w:bCs/>
-          <w:sz w:val="24"/>
-          <w:szCs w:val="24"/>
-        </w:rPr>
-        <w:t xml:space="preserve"> / </w:t>
-      </w:r>
-      <w:proofErr w:type="spellStart"/>
-      <w:r>
-        <w:rPr>
-          <w:b/>
-          <w:bCs/>
-          <w:sz w:val="24"/>
-          <w:szCs w:val="24"/>
-        </w:rPr>
-        <w:t>backup_eff</w:t>
-      </w:r>
-      <w:proofErr w:type="spellEnd"/>
-      <w:r>
-        <w:rPr>
-          <w:b/>
-          <w:bCs/>
-          <w:sz w:val="24"/>
-          <w:szCs w:val="24"/>
-        </w:rPr>
-        <w:t xml:space="preserve"> / </w:t>
-      </w:r>
-      <w:proofErr w:type="spellStart"/>
-      <w:r>
-        <w:rPr>
-          <w:b/>
-          <w:bCs/>
-          <w:sz w:val="24"/>
-          <w:szCs w:val="24"/>
-        </w:rPr>
-        <w:t>test_backup</w:t>
-      </w:r>
-      <w:proofErr w:type="spellEnd"/>
-      <w:r>
-        <w:rPr>
-          <w:b/>
-          <w:bCs/>
-          <w:sz w:val="24"/>
-          <w:szCs w:val="24"/>
-        </w:rPr>
-        <w:t xml:space="preserve"> / </w:t>
-      </w:r>
-      <w:proofErr w:type="spellStart"/>
-      <w:r>
-        <w:rPr>
-          <w:b/>
-          <w:bCs/>
-          <w:sz w:val="24"/>
-          <w:szCs w:val="24"/>
-        </w:rPr>
-        <w:t>comunicazione_attivita</w:t>
-      </w:r>
-      <w:proofErr w:type="spellEnd"/>
-      <w:r>
-        <w:rPr>
-          <w:b/>
-          <w:bCs/>
-          <w:sz w:val="24"/>
-          <w:szCs w:val="24"/>
-        </w:rPr>
-        <w:t>),(</w:t>
-      </w:r>
-      <w:r>
-        <w:rPr>
-          <w:b/>
-          <w:bCs/>
-          <w:sz w:val="24"/>
-          <w:szCs w:val="24"/>
-        </w:rPr>
-        <w:t>monitoraggio</w:t>
-      </w:r>
-      <w:r>
-        <w:rPr>
-          <w:b/>
-          <w:bCs/>
-          <w:sz w:val="24"/>
-          <w:szCs w:val="24"/>
-        </w:rPr>
-        <w:t xml:space="preserve"> </w:t>
-      </w:r>
-      <w:r>
-        <w:rPr>
-          <w:b/>
-          <w:bCs/>
-          <w:sz w:val="24"/>
-          <w:szCs w:val="24"/>
-        </w:rPr>
-        <w:t xml:space="preserve">/ </w:t>
-      </w:r>
-      <w:proofErr w:type="spellStart"/>
-      <w:r>
-        <w:rPr>
-          <w:b/>
-          <w:bCs/>
-          <w:sz w:val="24"/>
-          <w:szCs w:val="24"/>
-        </w:rPr>
-        <w:t>test_vulnerabilita</w:t>
-      </w:r>
-      <w:proofErr w:type="spellEnd"/>
-      <w:r>
-        <w:rPr>
-          <w:b/>
-          <w:bCs/>
-          <w:sz w:val="24"/>
-          <w:szCs w:val="24"/>
-        </w:rPr>
-        <w:t>), squadra</w:t>
-      </w:r>
-      <w:r>
-        <w:rPr>
-          <w:b/>
-          <w:bCs/>
-          <w:sz w:val="24"/>
-          <w:szCs w:val="24"/>
-        </w:rPr>
-        <w:t xml:space="preserve"> </w:t>
-      </w:r>
-      <w:r>
-        <w:rPr>
-          <w:b/>
-          <w:bCs/>
-          <w:sz w:val="24"/>
-          <w:szCs w:val="24"/>
-        </w:rPr>
-        <w:t xml:space="preserve">-&gt; </w:t>
-      </w:r>
-      <w:r>
-        <w:rPr>
-          <w:b/>
-          <w:bCs/>
-          <w:sz w:val="24"/>
-          <w:szCs w:val="24"/>
-        </w:rPr>
-        <w:t xml:space="preserve"> </w:t>
-      </w:r>
-      <w:proofErr w:type="spellStart"/>
-      <w:r>
-        <w:rPr>
-          <w:b/>
-          <w:bCs/>
-          <w:sz w:val="24"/>
-          <w:szCs w:val="24"/>
-        </w:rPr>
-        <w:t>attivita</w:t>
-      </w:r>
-      <w:proofErr w:type="spellEnd"/>
     </w:p>
     <w:tbl>
       <w:tblPr>
@@ -4922,9 +3928,15 @@
                 <w:sz w:val="24"/>
                 <w:szCs w:val="24"/>
               </w:rPr>
-              <w:t xml:space="preserve">(installazione  / </w:t>
-            </w:r>
-            <w:proofErr w:type="spellStart"/>
+              <w:t xml:space="preserve">(installazione  / miglioramento_attuato / backup_eff / test_backup / comunicazione_attivita) </w:t>
+            </w:r>
+            <w:r>
+              <w:rPr>
+                <w:sz w:val="24"/>
+                <w:szCs w:val="24"/>
+              </w:rPr>
+              <w:t xml:space="preserve">a </w:t>
+            </w:r>
             <w:r>
               <w:rPr>
                 <w:b/>
@@ -4932,9 +3944,8 @@
                 <w:sz w:val="24"/>
                 <w:szCs w:val="24"/>
               </w:rPr>
-              <w:t>miglioramento_attuato</w:t>
-            </w:r>
-            <w:proofErr w:type="spellEnd"/>
+              <w:t>attivit</w:t>
+            </w:r>
             <w:r>
               <w:rPr>
                 <w:b/>
@@ -4942,104 +3953,8 @@
                 <w:sz w:val="24"/>
                 <w:szCs w:val="24"/>
               </w:rPr>
-              <w:t xml:space="preserve"> / </w:t>
-            </w:r>
-            <w:proofErr w:type="spellStart"/>
-            <w:r>
-              <w:rPr>
-                <w:b/>
-                <w:bCs/>
-                <w:sz w:val="24"/>
-                <w:szCs w:val="24"/>
-              </w:rPr>
-              <w:t>backup_eff</w:t>
-            </w:r>
-            <w:proofErr w:type="spellEnd"/>
-            <w:r>
-              <w:rPr>
-                <w:b/>
-                <w:bCs/>
-                <w:sz w:val="24"/>
-                <w:szCs w:val="24"/>
-              </w:rPr>
-              <w:t xml:space="preserve"> / </w:t>
-            </w:r>
-            <w:proofErr w:type="spellStart"/>
-            <w:r>
-              <w:rPr>
-                <w:b/>
-                <w:bCs/>
-                <w:sz w:val="24"/>
-                <w:szCs w:val="24"/>
-              </w:rPr>
-              <w:t>test_backup</w:t>
-            </w:r>
-            <w:proofErr w:type="spellEnd"/>
-            <w:r>
-              <w:rPr>
-                <w:b/>
-                <w:bCs/>
-                <w:sz w:val="24"/>
-                <w:szCs w:val="24"/>
-              </w:rPr>
-              <w:t xml:space="preserve"> / </w:t>
-            </w:r>
-            <w:proofErr w:type="spellStart"/>
-            <w:r>
-              <w:rPr>
-                <w:b/>
-                <w:bCs/>
-                <w:sz w:val="24"/>
-                <w:szCs w:val="24"/>
-              </w:rPr>
-              <w:t>comunicazione_attivita</w:t>
-            </w:r>
-            <w:proofErr w:type="spellEnd"/>
-            <w:r>
-              <w:rPr>
-                <w:b/>
-                <w:bCs/>
-                <w:sz w:val="24"/>
-                <w:szCs w:val="24"/>
-              </w:rPr>
-              <w:t>)</w:t>
-            </w:r>
-            <w:r>
-              <w:rPr>
-                <w:b/>
-                <w:bCs/>
-                <w:sz w:val="24"/>
-                <w:szCs w:val="24"/>
-              </w:rPr>
-              <w:t xml:space="preserve"> </w:t>
-            </w:r>
-            <w:r>
-              <w:rPr>
-                <w:sz w:val="24"/>
-                <w:szCs w:val="24"/>
-              </w:rPr>
-              <w:t xml:space="preserve">a </w:t>
-            </w:r>
-            <w:proofErr w:type="spellStart"/>
-            <w:r>
-              <w:rPr>
-                <w:b/>
-                <w:bCs/>
-                <w:sz w:val="24"/>
-                <w:szCs w:val="24"/>
-              </w:rPr>
-              <w:t>attivit</w:t>
-            </w:r>
-            <w:r>
-              <w:rPr>
-                <w:b/>
-                <w:bCs/>
-                <w:sz w:val="24"/>
-                <w:szCs w:val="24"/>
-              </w:rPr>
               <w:t>a</w:t>
             </w:r>
-            <w:proofErr w:type="spellEnd"/>
           </w:p>
         </w:tc>
       </w:tr>
@@ -5122,74 +4037,7 @@
                 <w:sz w:val="24"/>
                 <w:szCs w:val="24"/>
               </w:rPr>
-              <w:t>Come per l’asset, attività</w:t>
-            </w:r>
-            <w:r>
-              <w:rPr>
-                <w:sz w:val="24"/>
-                <w:szCs w:val="24"/>
-              </w:rPr>
-              <w:t xml:space="preserve"> è </w:t>
-            </w:r>
-            <w:r>
-              <w:rPr>
-                <w:sz w:val="24"/>
-                <w:szCs w:val="24"/>
-              </w:rPr>
-              <w:t>la tabella</w:t>
-            </w:r>
-            <w:r>
-              <w:rPr>
-                <w:sz w:val="24"/>
-                <w:szCs w:val="24"/>
-              </w:rPr>
-              <w:t xml:space="preserve"> padre, mentre </w:t>
-            </w:r>
-            <w:r>
-              <w:rPr>
-                <w:sz w:val="24"/>
-                <w:szCs w:val="24"/>
-              </w:rPr>
-              <w:t>le altre sono le tabelle figli</w:t>
-            </w:r>
-            <w:r>
-              <w:rPr>
-                <w:sz w:val="24"/>
-                <w:szCs w:val="24"/>
-              </w:rPr>
-              <w:t xml:space="preserve">. Ogni </w:t>
-            </w:r>
-            <w:proofErr w:type="spellStart"/>
-            <w:r>
-              <w:rPr>
-                <w:sz w:val="24"/>
-                <w:szCs w:val="24"/>
-              </w:rPr>
-              <w:t>tupla</w:t>
-            </w:r>
-            <w:proofErr w:type="spellEnd"/>
-            <w:r>
-              <w:rPr>
-                <w:sz w:val="24"/>
-                <w:szCs w:val="24"/>
-              </w:rPr>
-              <w:t xml:space="preserve"> della tabella figli corrisponde una sola </w:t>
-            </w:r>
-            <w:proofErr w:type="spellStart"/>
-            <w:r>
-              <w:rPr>
-                <w:sz w:val="24"/>
-                <w:szCs w:val="24"/>
-              </w:rPr>
-              <w:t>tupla</w:t>
-            </w:r>
-            <w:proofErr w:type="spellEnd"/>
-            <w:r>
-              <w:rPr>
-                <w:sz w:val="24"/>
-                <w:szCs w:val="24"/>
-              </w:rPr>
-              <w:t xml:space="preserve"> della tabella padre e ogni tabella padre deve avere un figlio.</w:t>
+              <w:t>Come per l’asset, attività è la tabella padre, mentre le altre sono le tabelle figli. Ogni tupla della tabella figli corrisponde una sola tupla della tabella padre e ogni tabella padre deve avere un figlio.</w:t>
             </w:r>
           </w:p>
         </w:tc>
@@ -5321,9 +4169,22 @@
                 <w:sz w:val="24"/>
                 <w:szCs w:val="24"/>
               </w:rPr>
-              <w:t xml:space="preserve">monitoraggio / </w:t>
-            </w:r>
-            <w:proofErr w:type="spellStart"/>
+              <w:t>monitoraggio / test_vulnerabilita)</w:t>
+            </w:r>
+            <w:r>
+              <w:rPr>
+                <w:sz w:val="24"/>
+                <w:szCs w:val="24"/>
+              </w:rPr>
+              <w:t xml:space="preserve"> a</w:t>
+            </w:r>
+            <w:r>
+              <w:rPr>
+                <w:sz w:val="24"/>
+                <w:szCs w:val="24"/>
+              </w:rPr>
+              <w:t xml:space="preserve">d </w:t>
+            </w:r>
             <w:r>
               <w:rPr>
                 <w:b/>
@@ -5331,46 +4192,6 @@
                 <w:sz w:val="24"/>
                 <w:szCs w:val="24"/>
               </w:rPr>
-              <w:t>test_vulnerabilita</w:t>
-            </w:r>
-            <w:proofErr w:type="spellEnd"/>
-            <w:r>
-              <w:rPr>
-                <w:b/>
-                <w:bCs/>
-                <w:sz w:val="24"/>
-                <w:szCs w:val="24"/>
-              </w:rPr>
-              <w:t>)</w:t>
-            </w:r>
-            <w:r>
-              <w:rPr>
-                <w:sz w:val="24"/>
-                <w:szCs w:val="24"/>
-              </w:rPr>
-              <w:t xml:space="preserve"> </w:t>
-            </w:r>
-            <w:r>
-              <w:rPr>
-                <w:sz w:val="24"/>
-                <w:szCs w:val="24"/>
-              </w:rPr>
-              <w:t>a</w:t>
-            </w:r>
-            <w:r>
-              <w:rPr>
-                <w:sz w:val="24"/>
-                <w:szCs w:val="24"/>
-              </w:rPr>
-              <w:t xml:space="preserve">d </w:t>
-            </w:r>
-            <w:r>
-              <w:rPr>
-                <w:b/>
-                <w:bCs/>
-                <w:sz w:val="24"/>
-                <w:szCs w:val="24"/>
-              </w:rPr>
               <w:t>attività</w:t>
             </w:r>
           </w:p>
@@ -5455,23 +4276,7 @@
                 <w:sz w:val="24"/>
                 <w:szCs w:val="24"/>
               </w:rPr>
-              <w:t xml:space="preserve">Monitoraggio e test valutazione sono tabelle figli di attività, ma hanno comunque un collegamento N:1. Più </w:t>
-            </w:r>
-            <w:proofErr w:type="spellStart"/>
-            <w:r>
-              <w:rPr>
-                <w:sz w:val="24"/>
-                <w:szCs w:val="24"/>
-              </w:rPr>
-              <w:t>tuple</w:t>
-            </w:r>
-            <w:proofErr w:type="spellEnd"/>
-            <w:r>
-              <w:rPr>
-                <w:sz w:val="24"/>
-                <w:szCs w:val="24"/>
-              </w:rPr>
-              <w:t xml:space="preserve"> di queste tabelle possono collegarsi a un record dell’attività.</w:t>
+              <w:t>Monitoraggio e test valutazione sono tabelle figli di attività, ma hanno comunque un collegamento N:1. Più tuple di queste tabelle possono collegarsi a un record dell’attività.</w:t>
             </w:r>
           </w:p>
         </w:tc>
@@ -5513,14 +4318,7 @@
                 <w:sz w:val="24"/>
                 <w:szCs w:val="24"/>
               </w:rPr>
-              <w:t>Seppure sia monitoraggio sia test vulnerabilità siano delle tabelle figli della tabella padre attività, sarebbe diventato scomodo o ridondante compilare decine di volte la tabella</w:t>
-            </w:r>
-            <w:r>
-              <w:rPr>
-                <w:sz w:val="24"/>
-                <w:szCs w:val="24"/>
-              </w:rPr>
-              <w:t xml:space="preserve"> quando, ad esempio, un monitoraggio</w:t>
+              <w:t>Seppure sia monitoraggio sia test vulnerabilità siano delle tabelle figli della tabella padre attività, sarebbe diventato scomodo o ridondante compilare decine di volte la tabella quando, ad esempio, un monitoraggio</w:t>
             </w:r>
             <w:r>
               <w:rPr>
@@ -5602,7 +4400,6 @@
               </w:rPr>
               <w:t xml:space="preserve">Da </w:t>
             </w:r>
-            <w:proofErr w:type="spellStart"/>
             <w:r>
               <w:rPr>
                 <w:b/>
@@ -5612,7 +4409,6 @@
               </w:rPr>
               <w:t>attivita</w:t>
             </w:r>
-            <w:proofErr w:type="spellEnd"/>
             <w:r>
               <w:rPr>
                 <w:b/>
@@ -5837,7 +4633,6 @@
               </w:rPr>
               <w:t xml:space="preserve">Da </w:t>
             </w:r>
-            <w:proofErr w:type="spellStart"/>
             <w:r>
               <w:rPr>
                 <w:b/>
@@ -5847,7 +4642,6 @@
               </w:rPr>
               <w:t>attivita</w:t>
             </w:r>
-            <w:proofErr w:type="spellEnd"/>
             <w:r>
               <w:rPr>
                 <w:b/>
@@ -5862,23 +4656,7 @@
                 <w:sz w:val="24"/>
                 <w:szCs w:val="24"/>
               </w:rPr>
-              <w:t>(</w:t>
-            </w:r>
-            <w:proofErr w:type="spellStart"/>
-            <w:r>
-              <w:rPr>
-                <w:sz w:val="24"/>
-                <w:szCs w:val="24"/>
-              </w:rPr>
-              <w:t>attivita_partenza</w:t>
-            </w:r>
-            <w:proofErr w:type="spellEnd"/>
-            <w:r>
-              <w:rPr>
-                <w:sz w:val="24"/>
-                <w:szCs w:val="24"/>
-              </w:rPr>
-              <w:t>)</w:t>
+              <w:t>(attivita_partenza)</w:t>
             </w:r>
             <w:r>
               <w:rPr>
@@ -5896,7 +4674,6 @@
               </w:rPr>
               <w:t xml:space="preserve">a </w:t>
             </w:r>
-            <w:proofErr w:type="spellStart"/>
             <w:r>
               <w:rPr>
                 <w:b/>
@@ -5904,9 +4681,322 @@
                 <w:sz w:val="24"/>
                 <w:szCs w:val="24"/>
               </w:rPr>
-              <w:t>attivita</w:t>
-            </w:r>
-            <w:proofErr w:type="spellEnd"/>
+              <w:t xml:space="preserve">attivita </w:t>
+            </w:r>
+            <w:r>
+              <w:rPr>
+                <w:sz w:val="24"/>
+                <w:szCs w:val="24"/>
+              </w:rPr>
+              <w:t>(attivita_seguente)</w:t>
+            </w:r>
+          </w:p>
+        </w:tc>
+      </w:tr>
+      <w:tr>
+        <w:tc>
+          <w:tcPr>
+            <w:tcW w:w="2122" w:type="dxa"/>
+          </w:tcPr>
+          <w:p>
+            <w:pPr>
+              <w:rPr>
+                <w:sz w:val="24"/>
+                <w:szCs w:val="24"/>
+              </w:rPr>
+            </w:pPr>
+            <w:r>
+              <w:rPr>
+                <w:sz w:val="24"/>
+                <w:szCs w:val="24"/>
+              </w:rPr>
+              <w:t>Cardinalità:</w:t>
+            </w:r>
+          </w:p>
+        </w:tc>
+        <w:tc>
+          <w:tcPr>
+            <w:tcW w:w="7506" w:type="dxa"/>
+          </w:tcPr>
+          <w:p>
+            <w:pPr>
+              <w:rPr>
+                <w:sz w:val="24"/>
+                <w:szCs w:val="24"/>
+              </w:rPr>
+            </w:pPr>
+            <w:r>
+              <w:rPr>
+                <w:sz w:val="24"/>
+                <w:szCs w:val="24"/>
+              </w:rPr>
+              <w:t>1:N</w:t>
+            </w:r>
+          </w:p>
+        </w:tc>
+      </w:tr>
+      <w:tr>
+        <w:tc>
+          <w:tcPr>
+            <w:tcW w:w="2122" w:type="dxa"/>
+          </w:tcPr>
+          <w:p>
+            <w:pPr>
+              <w:rPr>
+                <w:sz w:val="24"/>
+                <w:szCs w:val="24"/>
+              </w:rPr>
+            </w:pPr>
+            <w:r>
+              <w:rPr>
+                <w:sz w:val="24"/>
+                <w:szCs w:val="24"/>
+              </w:rPr>
+              <w:t>Descrizione:</w:t>
+            </w:r>
+          </w:p>
+        </w:tc>
+        <w:tc>
+          <w:tcPr>
+            <w:tcW w:w="7506" w:type="dxa"/>
+          </w:tcPr>
+          <w:p>
+            <w:pPr>
+              <w:rPr>
+                <w:sz w:val="24"/>
+                <w:szCs w:val="24"/>
+              </w:rPr>
+            </w:pPr>
+            <w:r>
+              <w:rPr>
+                <w:sz w:val="24"/>
+                <w:szCs w:val="24"/>
+              </w:rPr>
+              <w:t>Serve per indicare una sequenza temporale o di conseguenza delle attività. Un’attività può portare allo svolgere di una o altre attività.</w:t>
+            </w:r>
+          </w:p>
+        </w:tc>
+      </w:tr>
+      <w:tr>
+        <w:tc>
+          <w:tcPr>
+            <w:tcW w:w="2122" w:type="dxa"/>
+          </w:tcPr>
+          <w:p>
+            <w:pPr>
+              <w:rPr>
+                <w:sz w:val="24"/>
+                <w:szCs w:val="24"/>
+              </w:rPr>
+            </w:pPr>
+            <w:r>
+              <w:rPr>
+                <w:sz w:val="24"/>
+                <w:szCs w:val="24"/>
+              </w:rPr>
+              <w:t>Motivazioni:</w:t>
+            </w:r>
+          </w:p>
+        </w:tc>
+        <w:tc>
+          <w:tcPr>
+            <w:tcW w:w="7506" w:type="dxa"/>
+          </w:tcPr>
+          <w:p>
+            <w:pPr>
+              <w:rPr>
+                <w:sz w:val="24"/>
+                <w:szCs w:val="24"/>
+              </w:rPr>
+            </w:pPr>
+            <w:r>
+              <w:rPr>
+                <w:sz w:val="24"/>
+                <w:szCs w:val="24"/>
+              </w:rPr>
+              <w:t>Le idee in questo caso erano due: mettere una chiave straniera nella tabella attivita che si potesse collegare ad un’attività oppure creare una tabella a parte come ho fatto. Ho preferito la seconda ipotesi, perché è più flessibile. Nella prima ipotesi, potenzialmente solo un’attività poteva essere una conseguenza di un’altra attività, mentre nella seconda ipotesi un’attività può fare diverse attività.</w:t>
+            </w:r>
+          </w:p>
+        </w:tc>
+      </w:tr>
+    </w:tbl>
+    <w:p/>
+    <w:p>
+      <w:pPr>
+        <w:pBdr>
+          <w:bottom w:val="single" w:sz="4" w:space="1" w:color="auto"/>
+        </w:pBdr>
+        <w:spacing w:after="0"/>
+        <w:rPr>
+          <w:b/>
+          <w:bCs/>
+          <w:sz w:val="24"/>
+          <w:szCs w:val="24"/>
+        </w:rPr>
+      </w:pPr>
+      <w:r>
+        <w:rPr>
+          <w:b/>
+          <w:bCs/>
+          <w:sz w:val="24"/>
+          <w:szCs w:val="24"/>
+        </w:rPr>
+        <w:t>(</w:t>
+      </w:r>
+      <w:r>
+        <w:rPr>
+          <w:b/>
+          <w:bCs/>
+          <w:sz w:val="24"/>
+          <w:szCs w:val="24"/>
+        </w:rPr>
+        <w:t>ripristino</w:t>
+      </w:r>
+      <w:r>
+        <w:rPr>
+          <w:b/>
+          <w:bCs/>
+          <w:sz w:val="24"/>
+          <w:szCs w:val="24"/>
+        </w:rPr>
+        <w:t xml:space="preserve"> /</w:t>
+      </w:r>
+      <w:r>
+        <w:rPr>
+          <w:b/>
+          <w:bCs/>
+          <w:sz w:val="24"/>
+          <w:szCs w:val="24"/>
+        </w:rPr>
+        <w:t xml:space="preserve"> comunicazione_procedura), procedura_successiva, </w:t>
+      </w:r>
+      <w:r>
+        <w:rPr>
+          <w:b/>
+          <w:bCs/>
+          <w:sz w:val="24"/>
+          <w:szCs w:val="24"/>
+        </w:rPr>
+        <w:t>asset</w:t>
+      </w:r>
+      <w:r>
+        <w:rPr>
+          <w:b/>
+          <w:bCs/>
+          <w:sz w:val="24"/>
+          <w:szCs w:val="24"/>
+        </w:rPr>
+        <w:t xml:space="preserve">, </w:t>
+      </w:r>
+      <w:r>
+        <w:rPr>
+          <w:b/>
+          <w:bCs/>
+          <w:sz w:val="24"/>
+          <w:szCs w:val="24"/>
+        </w:rPr>
+        <w:t xml:space="preserve">raci </w:t>
+      </w:r>
+    </w:p>
+    <w:p>
+      <w:pPr>
+        <w:pBdr>
+          <w:bottom w:val="single" w:sz="4" w:space="1" w:color="auto"/>
+        </w:pBdr>
+        <w:spacing w:after="0"/>
+        <w:rPr>
+          <w:b/>
+          <w:bCs/>
+          <w:sz w:val="24"/>
+          <w:szCs w:val="24"/>
+        </w:rPr>
+      </w:pPr>
+      <w:r>
+        <w:rPr>
+          <w:b/>
+          <w:bCs/>
+          <w:sz w:val="24"/>
+          <w:szCs w:val="24"/>
+        </w:rPr>
+        <w:t xml:space="preserve">-&gt; </w:t>
+      </w:r>
+      <w:r>
+        <w:rPr>
+          <w:b/>
+          <w:bCs/>
+          <w:sz w:val="24"/>
+          <w:szCs w:val="24"/>
+        </w:rPr>
+        <w:t xml:space="preserve"> </w:t>
+      </w:r>
+      <w:r>
+        <w:rPr>
+          <w:b/>
+          <w:bCs/>
+          <w:sz w:val="24"/>
+          <w:szCs w:val="24"/>
+        </w:rPr>
+        <w:t>procedura</w:t>
+      </w:r>
+    </w:p>
+    <w:tbl>
+      <w:tblPr>
+        <w:tblStyle w:val="Grigliatabella"/>
+        <w:tblpPr w:leftFromText="141" w:rightFromText="141" w:vertAnchor="text" w:tblpY="41"/>
+        <w:tblW w:w="0" w:type="auto"/>
+        <w:tblBorders>
+          <w:top w:val="none" w:sz="0" w:space="0" w:color="auto"/>
+          <w:left w:val="none" w:sz="0" w:space="0" w:color="auto"/>
+          <w:bottom w:val="none" w:sz="0" w:space="0" w:color="auto"/>
+          <w:right w:val="none" w:sz="0" w:space="0" w:color="auto"/>
+          <w:insideH w:val="none" w:sz="0" w:space="0" w:color="auto"/>
+          <w:insideV w:val="none" w:sz="0" w:space="0" w:color="auto"/>
+        </w:tblBorders>
+        <w:tblLook w:val="04A0" w:firstRow="1" w:lastRow="0" w:firstColumn="1" w:lastColumn="0" w:noHBand="0" w:noVBand="1"/>
+      </w:tblPr>
+      <w:tblGrid>
+        <w:gridCol w:w="2122"/>
+        <w:gridCol w:w="7506"/>
+      </w:tblGrid>
+      <w:tr>
+        <w:tc>
+          <w:tcPr>
+            <w:tcW w:w="2122" w:type="dxa"/>
+          </w:tcPr>
+          <w:p>
+            <w:pPr>
+              <w:rPr>
+                <w:sz w:val="24"/>
+                <w:szCs w:val="24"/>
+              </w:rPr>
+            </w:pPr>
+            <w:r>
+              <w:rPr>
+                <w:sz w:val="24"/>
+                <w:szCs w:val="24"/>
+              </w:rPr>
+              <w:t>Direzione:</w:t>
+            </w:r>
+          </w:p>
+        </w:tc>
+        <w:tc>
+          <w:tcPr>
+            <w:tcW w:w="7506" w:type="dxa"/>
+          </w:tcPr>
+          <w:p>
+            <w:pPr>
+              <w:rPr>
+                <w:sz w:val="24"/>
+                <w:szCs w:val="24"/>
+              </w:rPr>
+            </w:pPr>
+            <w:r>
+              <w:rPr>
+                <w:sz w:val="24"/>
+                <w:szCs w:val="24"/>
+              </w:rPr>
+              <w:t xml:space="preserve">Da </w:t>
+            </w:r>
             <w:r>
               <w:rPr>
                 <w:b/>
@@ -5914,6 +5004,260 @@
                 <w:sz w:val="24"/>
                 <w:szCs w:val="24"/>
               </w:rPr>
+              <w:t>(ripristino / comunicazione_procedura</w:t>
+            </w:r>
+            <w:r>
+              <w:rPr>
+                <w:b/>
+                <w:bCs/>
+                <w:sz w:val="24"/>
+                <w:szCs w:val="24"/>
+              </w:rPr>
+              <w:t xml:space="preserve">) </w:t>
+            </w:r>
+            <w:r>
+              <w:rPr>
+                <w:sz w:val="24"/>
+                <w:szCs w:val="24"/>
+              </w:rPr>
+              <w:t xml:space="preserve">a </w:t>
+            </w:r>
+            <w:r>
+              <w:rPr>
+                <w:b/>
+                <w:bCs/>
+                <w:sz w:val="24"/>
+                <w:szCs w:val="24"/>
+              </w:rPr>
+              <w:t>procedura</w:t>
+            </w:r>
+          </w:p>
+        </w:tc>
+      </w:tr>
+      <w:tr>
+        <w:tc>
+          <w:tcPr>
+            <w:tcW w:w="2122" w:type="dxa"/>
+          </w:tcPr>
+          <w:p>
+            <w:pPr>
+              <w:rPr>
+                <w:sz w:val="24"/>
+                <w:szCs w:val="24"/>
+              </w:rPr>
+            </w:pPr>
+            <w:r>
+              <w:rPr>
+                <w:sz w:val="24"/>
+                <w:szCs w:val="24"/>
+              </w:rPr>
+              <w:t>Cardinalità:</w:t>
+            </w:r>
+          </w:p>
+        </w:tc>
+        <w:tc>
+          <w:tcPr>
+            <w:tcW w:w="7506" w:type="dxa"/>
+          </w:tcPr>
+          <w:p>
+            <w:pPr>
+              <w:rPr>
+                <w:sz w:val="24"/>
+                <w:szCs w:val="24"/>
+              </w:rPr>
+            </w:pPr>
+            <w:r>
+              <w:rPr>
+                <w:sz w:val="24"/>
+                <w:szCs w:val="24"/>
+              </w:rPr>
+              <w:t>1:</w:t>
+            </w:r>
+            <w:r>
+              <w:rPr>
+                <w:sz w:val="24"/>
+                <w:szCs w:val="24"/>
+              </w:rPr>
+              <w:t>N</w:t>
+            </w:r>
+          </w:p>
+        </w:tc>
+      </w:tr>
+      <w:tr>
+        <w:tc>
+          <w:tcPr>
+            <w:tcW w:w="2122" w:type="dxa"/>
+          </w:tcPr>
+          <w:p>
+            <w:pPr>
+              <w:rPr>
+                <w:sz w:val="24"/>
+                <w:szCs w:val="24"/>
+              </w:rPr>
+            </w:pPr>
+            <w:r>
+              <w:rPr>
+                <w:sz w:val="24"/>
+                <w:szCs w:val="24"/>
+              </w:rPr>
+              <w:t>Descrizione:</w:t>
+            </w:r>
+          </w:p>
+        </w:tc>
+        <w:tc>
+          <w:tcPr>
+            <w:tcW w:w="7506" w:type="dxa"/>
+          </w:tcPr>
+          <w:p>
+            <w:pPr>
+              <w:rPr>
+                <w:sz w:val="24"/>
+                <w:szCs w:val="24"/>
+              </w:rPr>
+            </w:pPr>
+            <w:r>
+              <w:rPr>
+                <w:sz w:val="24"/>
+                <w:szCs w:val="24"/>
+              </w:rPr>
+              <w:t xml:space="preserve">Procedura è la tabella padre, mentre ripristino e comunicazione sono delle tabelle figlie che servono per implementare i campi nel caso in cui </w:t>
+            </w:r>
+            <w:r>
+              <w:rPr>
+                <w:sz w:val="24"/>
+                <w:szCs w:val="24"/>
+              </w:rPr>
+              <w:t>la procedura sia di tipo comunicazione o ripristino.</w:t>
+            </w:r>
+          </w:p>
+        </w:tc>
+      </w:tr>
+      <w:tr>
+        <w:tc>
+          <w:tcPr>
+            <w:tcW w:w="2122" w:type="dxa"/>
+          </w:tcPr>
+          <w:p>
+            <w:pPr>
+              <w:rPr>
+                <w:sz w:val="24"/>
+                <w:szCs w:val="24"/>
+              </w:rPr>
+            </w:pPr>
+            <w:r>
+              <w:rPr>
+                <w:sz w:val="24"/>
+                <w:szCs w:val="24"/>
+              </w:rPr>
+              <w:t>Motivazioni:</w:t>
+            </w:r>
+          </w:p>
+        </w:tc>
+        <w:tc>
+          <w:tcPr>
+            <w:tcW w:w="7506" w:type="dxa"/>
+          </w:tcPr>
+          <w:p>
+            <w:pPr>
+              <w:rPr>
+                <w:sz w:val="24"/>
+                <w:szCs w:val="24"/>
+              </w:rPr>
+            </w:pPr>
+            <w:r>
+              <w:rPr>
+                <w:sz w:val="24"/>
+                <w:szCs w:val="24"/>
+              </w:rPr>
+              <w:t>Le tabelle comunicazione e ripristino, sono le uniche tipologie di procedura che possono avere dei propri campi. Per questo hanno delle proprie tabelle. Ad esempio, la procedura per effettuare i backup può restare tranquillamente all’interno dei campi della tabella procedura.</w:t>
+            </w:r>
+          </w:p>
+        </w:tc>
+      </w:tr>
+    </w:tbl>
+    <w:p>
+      <w:pPr>
+        <w:spacing w:after="0"/>
+        <w:rPr>
+          <w:b/>
+          <w:bCs/>
+          <w:sz w:val="24"/>
+          <w:szCs w:val="24"/>
+        </w:rPr>
+      </w:pPr>
+    </w:p>
+    <w:tbl>
+      <w:tblPr>
+        <w:tblStyle w:val="Grigliatabella"/>
+        <w:tblpPr w:leftFromText="141" w:rightFromText="141" w:vertAnchor="text" w:tblpY="41"/>
+        <w:tblW w:w="0" w:type="auto"/>
+        <w:tblBorders>
+          <w:top w:val="none" w:sz="0" w:space="0" w:color="auto"/>
+          <w:left w:val="none" w:sz="0" w:space="0" w:color="auto"/>
+          <w:bottom w:val="none" w:sz="0" w:space="0" w:color="auto"/>
+          <w:right w:val="none" w:sz="0" w:space="0" w:color="auto"/>
+          <w:insideH w:val="none" w:sz="0" w:space="0" w:color="auto"/>
+          <w:insideV w:val="none" w:sz="0" w:space="0" w:color="auto"/>
+        </w:tblBorders>
+        <w:tblLook w:val="04A0" w:firstRow="1" w:lastRow="0" w:firstColumn="1" w:lastColumn="0" w:noHBand="0" w:noVBand="1"/>
+      </w:tblPr>
+      <w:tblGrid>
+        <w:gridCol w:w="2122"/>
+        <w:gridCol w:w="7506"/>
+      </w:tblGrid>
+      <w:tr>
+        <w:tc>
+          <w:tcPr>
+            <w:tcW w:w="2122" w:type="dxa"/>
+          </w:tcPr>
+          <w:p>
+            <w:pPr>
+              <w:rPr>
+                <w:sz w:val="24"/>
+                <w:szCs w:val="24"/>
+              </w:rPr>
+            </w:pPr>
+            <w:r>
+              <w:rPr>
+                <w:sz w:val="24"/>
+                <w:szCs w:val="24"/>
+              </w:rPr>
+              <w:t>Direzione:</w:t>
+            </w:r>
+          </w:p>
+        </w:tc>
+        <w:tc>
+          <w:tcPr>
+            <w:tcW w:w="7506" w:type="dxa"/>
+          </w:tcPr>
+          <w:p>
+            <w:pPr>
+              <w:rPr>
+                <w:sz w:val="24"/>
+                <w:szCs w:val="24"/>
+              </w:rPr>
+            </w:pPr>
+            <w:r>
+              <w:rPr>
+                <w:sz w:val="24"/>
+                <w:szCs w:val="24"/>
+              </w:rPr>
+              <w:t xml:space="preserve">Da </w:t>
+            </w:r>
+            <w:r>
+              <w:rPr>
+                <w:b/>
+                <w:bCs/>
+                <w:sz w:val="24"/>
+                <w:szCs w:val="24"/>
+              </w:rPr>
+              <w:t>procedura</w:t>
+            </w:r>
+            <w:r>
+              <w:rPr>
+                <w:sz w:val="24"/>
+                <w:szCs w:val="24"/>
+              </w:rPr>
               <w:t xml:space="preserve"> </w:t>
             </w:r>
             <w:r>
@@ -5921,23 +5265,44 @@
                 <w:sz w:val="24"/>
                 <w:szCs w:val="24"/>
               </w:rPr>
-              <w:t>(</w:t>
-            </w:r>
-            <w:proofErr w:type="spellStart"/>
-            <w:r>
-              <w:rPr>
-                <w:sz w:val="24"/>
-                <w:szCs w:val="24"/>
-              </w:rPr>
-              <w:t>attivita_seguente</w:t>
-            </w:r>
-            <w:proofErr w:type="spellEnd"/>
-            <w:r>
-              <w:rPr>
-                <w:sz w:val="24"/>
-                <w:szCs w:val="24"/>
-              </w:rPr>
-              <w:t>)</w:t>
+              <w:t>(procedura_partenza)</w:t>
+            </w:r>
+            <w:r>
+              <w:rPr>
+                <w:sz w:val="24"/>
+                <w:szCs w:val="24"/>
+              </w:rPr>
+              <w:t xml:space="preserve"> </w:t>
+            </w:r>
+            <w:r>
+              <w:rPr>
+                <w:sz w:val="24"/>
+                <w:szCs w:val="24"/>
+              </w:rPr>
+              <w:t xml:space="preserve">a </w:t>
+            </w:r>
+            <w:r>
+              <w:rPr>
+                <w:b/>
+                <w:bCs/>
+                <w:sz w:val="24"/>
+                <w:szCs w:val="24"/>
+              </w:rPr>
+              <w:t>procedura</w:t>
+            </w:r>
+            <w:r>
+              <w:rPr>
+                <w:sz w:val="24"/>
+                <w:szCs w:val="24"/>
+              </w:rPr>
+              <w:t xml:space="preserve"> </w:t>
+            </w:r>
+            <w:r>
+              <w:rPr>
+                <w:sz w:val="24"/>
+                <w:szCs w:val="24"/>
+              </w:rPr>
+              <w:t>(procedura_seguente)</w:t>
             </w:r>
           </w:p>
         </w:tc>
@@ -6001,6 +5366,7 @@
                 <w:sz w:val="24"/>
                 <w:szCs w:val="24"/>
               </w:rPr>
+              <w:lastRenderedPageBreak/>
               <w:t>Descrizione:</w:t>
             </w:r>
           </w:p>
@@ -6021,7 +5387,49 @@
                 <w:sz w:val="24"/>
                 <w:szCs w:val="24"/>
               </w:rPr>
-              <w:t>Serve per indicare una sequenza temporale o di conseguenza delle attività. Un’attività può portare allo svolgere di una o altre attività.</w:t>
+              <w:t xml:space="preserve">Serve per indicare una sequenza temporale o di conseguenza delle </w:t>
+            </w:r>
+            <w:r>
+              <w:rPr>
+                <w:sz w:val="24"/>
+                <w:szCs w:val="24"/>
+              </w:rPr>
+              <w:t>procedure</w:t>
+            </w:r>
+            <w:r>
+              <w:rPr>
+                <w:sz w:val="24"/>
+                <w:szCs w:val="24"/>
+              </w:rPr>
+              <w:t>. Un</w:t>
+            </w:r>
+            <w:r>
+              <w:rPr>
+                <w:sz w:val="24"/>
+                <w:szCs w:val="24"/>
+              </w:rPr>
+              <w:t xml:space="preserve">a procedura </w:t>
+            </w:r>
+            <w:r>
+              <w:rPr>
+                <w:sz w:val="24"/>
+                <w:szCs w:val="24"/>
+              </w:rPr>
+              <w:t xml:space="preserve">può portare allo svolgere di una o altre </w:t>
+            </w:r>
+            <w:r>
+              <w:rPr>
+                <w:sz w:val="24"/>
+                <w:szCs w:val="24"/>
+              </w:rPr>
+              <w:t>procedure</w:t>
+            </w:r>
+            <w:r>
+              <w:rPr>
+                <w:sz w:val="24"/>
+                <w:szCs w:val="24"/>
+              </w:rPr>
+              <w:t>.</w:t>
             </w:r>
           </w:p>
         </w:tc>
@@ -6063,23 +5471,1836 @@
                 <w:sz w:val="24"/>
                 <w:szCs w:val="24"/>
               </w:rPr>
-              <w:t xml:space="preserve">Le idee in questo caso erano due: mettere una chiave straniera nella tabella </w:t>
-            </w:r>
-            <w:proofErr w:type="spellStart"/>
-            <w:r>
-              <w:rPr>
+              <w:t>Le stesse motivazioni della tabella attivita_successiva.</w:t>
+            </w:r>
+          </w:p>
+        </w:tc>
+      </w:tr>
+    </w:tbl>
+    <w:p>
+      <w:pPr>
+        <w:spacing w:after="0"/>
+        <w:rPr>
+          <w:b/>
+          <w:bCs/>
+          <w:sz w:val="24"/>
+          <w:szCs w:val="24"/>
+        </w:rPr>
+      </w:pPr>
+    </w:p>
+    <w:tbl>
+      <w:tblPr>
+        <w:tblStyle w:val="Grigliatabella"/>
+        <w:tblpPr w:leftFromText="141" w:rightFromText="141" w:vertAnchor="text" w:tblpY="41"/>
+        <w:tblW w:w="0" w:type="auto"/>
+        <w:tblBorders>
+          <w:top w:val="none" w:sz="0" w:space="0" w:color="auto"/>
+          <w:left w:val="none" w:sz="0" w:space="0" w:color="auto"/>
+          <w:bottom w:val="none" w:sz="0" w:space="0" w:color="auto"/>
+          <w:right w:val="none" w:sz="0" w:space="0" w:color="auto"/>
+          <w:insideH w:val="none" w:sz="0" w:space="0" w:color="auto"/>
+          <w:insideV w:val="none" w:sz="0" w:space="0" w:color="auto"/>
+        </w:tblBorders>
+        <w:tblLook w:val="04A0" w:firstRow="1" w:lastRow="0" w:firstColumn="1" w:lastColumn="0" w:noHBand="0" w:noVBand="1"/>
+      </w:tblPr>
+      <w:tblGrid>
+        <w:gridCol w:w="2122"/>
+        <w:gridCol w:w="7506"/>
+      </w:tblGrid>
+      <w:tr>
+        <w:tc>
+          <w:tcPr>
+            <w:tcW w:w="2122" w:type="dxa"/>
+          </w:tcPr>
+          <w:p>
+            <w:pPr>
+              <w:rPr>
+                <w:sz w:val="24"/>
+                <w:szCs w:val="24"/>
+              </w:rPr>
+            </w:pPr>
+            <w:r>
+              <w:rPr>
+                <w:sz w:val="24"/>
+                <w:szCs w:val="24"/>
+              </w:rPr>
+              <w:t>Direzione:</w:t>
+            </w:r>
+          </w:p>
+        </w:tc>
+        <w:tc>
+          <w:tcPr>
+            <w:tcW w:w="7506" w:type="dxa"/>
+          </w:tcPr>
+          <w:p>
+            <w:pPr>
+              <w:rPr>
+                <w:sz w:val="24"/>
+                <w:szCs w:val="24"/>
+              </w:rPr>
+            </w:pPr>
+            <w:r>
+              <w:rPr>
+                <w:sz w:val="24"/>
+                <w:szCs w:val="24"/>
+              </w:rPr>
+              <w:t xml:space="preserve">Da </w:t>
+            </w:r>
+            <w:r>
+              <w:rPr>
+                <w:b/>
+                <w:bCs/>
+                <w:sz w:val="24"/>
+                <w:szCs w:val="24"/>
+              </w:rPr>
+              <w:t>procedura</w:t>
+            </w:r>
+            <w:r>
+              <w:rPr>
+                <w:b/>
+                <w:bCs/>
+                <w:sz w:val="24"/>
+                <w:szCs w:val="24"/>
+              </w:rPr>
+              <w:t xml:space="preserve"> </w:t>
+            </w:r>
+            <w:r>
+              <w:rPr>
+                <w:sz w:val="24"/>
+                <w:szCs w:val="24"/>
+              </w:rPr>
+              <w:t xml:space="preserve">a </w:t>
+            </w:r>
+            <w:r>
+              <w:rPr>
+                <w:b/>
+                <w:bCs/>
+                <w:sz w:val="24"/>
+                <w:szCs w:val="24"/>
+              </w:rPr>
+              <w:t>asset</w:t>
+            </w:r>
+          </w:p>
+        </w:tc>
+      </w:tr>
+      <w:tr>
+        <w:tc>
+          <w:tcPr>
+            <w:tcW w:w="2122" w:type="dxa"/>
+          </w:tcPr>
+          <w:p>
+            <w:pPr>
+              <w:rPr>
+                <w:sz w:val="24"/>
+                <w:szCs w:val="24"/>
+              </w:rPr>
+            </w:pPr>
+            <w:r>
+              <w:rPr>
+                <w:sz w:val="24"/>
+                <w:szCs w:val="24"/>
+              </w:rPr>
+              <w:t>Cardinalità:</w:t>
+            </w:r>
+          </w:p>
+        </w:tc>
+        <w:tc>
+          <w:tcPr>
+            <w:tcW w:w="7506" w:type="dxa"/>
+          </w:tcPr>
+          <w:p>
+            <w:pPr>
+              <w:rPr>
+                <w:sz w:val="24"/>
+                <w:szCs w:val="24"/>
+              </w:rPr>
+            </w:pPr>
+            <w:r>
+              <w:rPr>
+                <w:sz w:val="24"/>
+                <w:szCs w:val="24"/>
+              </w:rPr>
+              <w:t>M:N diventata 1:N e N:1</w:t>
+            </w:r>
+          </w:p>
+        </w:tc>
+      </w:tr>
+      <w:tr>
+        <w:tc>
+          <w:tcPr>
+            <w:tcW w:w="2122" w:type="dxa"/>
+          </w:tcPr>
+          <w:p>
+            <w:pPr>
+              <w:rPr>
+                <w:sz w:val="24"/>
+                <w:szCs w:val="24"/>
+              </w:rPr>
+            </w:pPr>
+            <w:r>
+              <w:rPr>
+                <w:sz w:val="24"/>
+                <w:szCs w:val="24"/>
+              </w:rPr>
+              <w:t>Descrizione:</w:t>
+            </w:r>
+          </w:p>
+        </w:tc>
+        <w:tc>
+          <w:tcPr>
+            <w:tcW w:w="7506" w:type="dxa"/>
+          </w:tcPr>
+          <w:p>
+            <w:pPr>
+              <w:rPr>
+                <w:sz w:val="24"/>
+                <w:szCs w:val="24"/>
+              </w:rPr>
+            </w:pPr>
+            <w:r>
+              <w:rPr>
+                <w:sz w:val="24"/>
+                <w:szCs w:val="24"/>
+              </w:rPr>
+              <w:t>Una procedura può essere riferita a più asset (ad esempio asset che sono lo stesso modello e quindi hanno la stessa procedura) e un asset può far parte di più procedure</w:t>
+            </w:r>
+            <w:r>
+              <w:rPr>
+                <w:sz w:val="24"/>
+                <w:szCs w:val="24"/>
+              </w:rPr>
+              <w:t>. Per fare questo collegamento c’è una tabella che spezza la cardinalità M:N.</w:t>
+            </w:r>
+          </w:p>
+        </w:tc>
+      </w:tr>
+      <w:tr>
+        <w:tc>
+          <w:tcPr>
+            <w:tcW w:w="2122" w:type="dxa"/>
+          </w:tcPr>
+          <w:p>
+            <w:pPr>
+              <w:rPr>
+                <w:sz w:val="24"/>
+                <w:szCs w:val="24"/>
+              </w:rPr>
+            </w:pPr>
+            <w:r>
+              <w:rPr>
+                <w:sz w:val="24"/>
+                <w:szCs w:val="24"/>
+              </w:rPr>
+              <w:t>Motivazioni:</w:t>
+            </w:r>
+          </w:p>
+        </w:tc>
+        <w:tc>
+          <w:tcPr>
+            <w:tcW w:w="7506" w:type="dxa"/>
+          </w:tcPr>
+          <w:p>
+            <w:pPr>
+              <w:rPr>
+                <w:sz w:val="24"/>
+                <w:szCs w:val="24"/>
+              </w:rPr>
+            </w:pPr>
+            <w:r>
+              <w:rPr>
+                <w:sz w:val="24"/>
+                <w:szCs w:val="24"/>
+              </w:rPr>
+              <w:t xml:space="preserve">La tabella che spezza il legale M:N si chiama </w:t>
+            </w:r>
+            <w:r>
+              <w:rPr>
+                <w:sz w:val="24"/>
+                <w:szCs w:val="24"/>
+              </w:rPr>
+              <w:t>asset</w:t>
+            </w:r>
+            <w:r>
+              <w:rPr>
+                <w:sz w:val="24"/>
+                <w:szCs w:val="24"/>
+              </w:rPr>
+              <w:t>_</w:t>
+            </w:r>
+            <w:r>
+              <w:rPr>
+                <w:sz w:val="24"/>
+                <w:szCs w:val="24"/>
+              </w:rPr>
+              <w:t>procedura</w:t>
+            </w:r>
+            <w:r>
+              <w:rPr>
+                <w:sz w:val="24"/>
+                <w:szCs w:val="24"/>
+              </w:rPr>
+              <w:t xml:space="preserve">. </w:t>
+            </w:r>
+            <w:r>
+              <w:rPr>
+                <w:sz w:val="24"/>
+                <w:szCs w:val="24"/>
+              </w:rPr>
+              <w:t>H</w:t>
+            </w:r>
+            <w:r>
+              <w:rPr>
+                <w:sz w:val="24"/>
+                <w:szCs w:val="24"/>
+              </w:rPr>
+              <w:t xml:space="preserve">a una chiave primaria composta, formata da i due ID delle tabelle </w:t>
+            </w:r>
+            <w:r>
+              <w:rPr>
+                <w:sz w:val="24"/>
+                <w:szCs w:val="24"/>
+              </w:rPr>
+              <w:t xml:space="preserve">asset </w:t>
+            </w:r>
+            <w:r>
+              <w:rPr>
+                <w:sz w:val="24"/>
+                <w:szCs w:val="24"/>
+              </w:rPr>
+              <w:t xml:space="preserve">e </w:t>
+            </w:r>
+            <w:r>
+              <w:rPr>
+                <w:sz w:val="24"/>
+                <w:szCs w:val="24"/>
+              </w:rPr>
+              <w:t>procedura</w:t>
+            </w:r>
+            <w:r>
+              <w:rPr>
+                <w:sz w:val="24"/>
+                <w:szCs w:val="24"/>
+              </w:rPr>
+              <w:t>.</w:t>
+            </w:r>
+          </w:p>
+        </w:tc>
+      </w:tr>
+    </w:tbl>
+    <w:p/>
+    <w:tbl>
+      <w:tblPr>
+        <w:tblStyle w:val="Grigliatabella"/>
+        <w:tblpPr w:leftFromText="141" w:rightFromText="141" w:vertAnchor="text" w:tblpY="41"/>
+        <w:tblW w:w="0" w:type="auto"/>
+        <w:tblBorders>
+          <w:top w:val="none" w:sz="0" w:space="0" w:color="auto"/>
+          <w:left w:val="none" w:sz="0" w:space="0" w:color="auto"/>
+          <w:bottom w:val="none" w:sz="0" w:space="0" w:color="auto"/>
+          <w:right w:val="none" w:sz="0" w:space="0" w:color="auto"/>
+          <w:insideH w:val="none" w:sz="0" w:space="0" w:color="auto"/>
+          <w:insideV w:val="none" w:sz="0" w:space="0" w:color="auto"/>
+        </w:tblBorders>
+        <w:tblLook w:val="04A0" w:firstRow="1" w:lastRow="0" w:firstColumn="1" w:lastColumn="0" w:noHBand="0" w:noVBand="1"/>
+      </w:tblPr>
+      <w:tblGrid>
+        <w:gridCol w:w="2122"/>
+        <w:gridCol w:w="7506"/>
+      </w:tblGrid>
+      <w:tr>
+        <w:tc>
+          <w:tcPr>
+            <w:tcW w:w="2122" w:type="dxa"/>
+          </w:tcPr>
+          <w:p>
+            <w:pPr>
+              <w:rPr>
+                <w:sz w:val="24"/>
+                <w:szCs w:val="24"/>
+              </w:rPr>
+            </w:pPr>
+            <w:r>
+              <w:rPr>
+                <w:sz w:val="24"/>
+                <w:szCs w:val="24"/>
+              </w:rPr>
+              <w:t>Direzione:</w:t>
+            </w:r>
+          </w:p>
+        </w:tc>
+        <w:tc>
+          <w:tcPr>
+            <w:tcW w:w="7506" w:type="dxa"/>
+          </w:tcPr>
+          <w:p>
+            <w:pPr>
+              <w:rPr>
+                <w:sz w:val="24"/>
+                <w:szCs w:val="24"/>
+              </w:rPr>
+            </w:pPr>
+            <w:r>
+              <w:rPr>
+                <w:sz w:val="24"/>
+                <w:szCs w:val="24"/>
+              </w:rPr>
+              <w:t xml:space="preserve">Da </w:t>
+            </w:r>
+            <w:r>
+              <w:rPr>
+                <w:b/>
+                <w:bCs/>
+                <w:sz w:val="24"/>
+                <w:szCs w:val="24"/>
+              </w:rPr>
+              <w:t>raci</w:t>
+            </w:r>
+            <w:r>
+              <w:rPr>
+                <w:b/>
+                <w:bCs/>
+                <w:sz w:val="24"/>
+                <w:szCs w:val="24"/>
+              </w:rPr>
+              <w:t xml:space="preserve"> </w:t>
+            </w:r>
+            <w:r>
+              <w:rPr>
+                <w:sz w:val="24"/>
+                <w:szCs w:val="24"/>
+              </w:rPr>
+              <w:t xml:space="preserve">a </w:t>
+            </w:r>
+            <w:r>
+              <w:rPr>
+                <w:b/>
+                <w:bCs/>
+                <w:sz w:val="24"/>
+                <w:szCs w:val="24"/>
+              </w:rPr>
+              <w:t>procedura</w:t>
+            </w:r>
+          </w:p>
+        </w:tc>
+      </w:tr>
+      <w:tr>
+        <w:tc>
+          <w:tcPr>
+            <w:tcW w:w="2122" w:type="dxa"/>
+          </w:tcPr>
+          <w:p>
+            <w:pPr>
+              <w:rPr>
+                <w:sz w:val="24"/>
+                <w:szCs w:val="24"/>
+              </w:rPr>
+            </w:pPr>
+            <w:r>
+              <w:rPr>
+                <w:sz w:val="24"/>
+                <w:szCs w:val="24"/>
+              </w:rPr>
+              <w:t>Cardinalità:</w:t>
+            </w:r>
+          </w:p>
+        </w:tc>
+        <w:tc>
+          <w:tcPr>
+            <w:tcW w:w="7506" w:type="dxa"/>
+          </w:tcPr>
+          <w:p>
+            <w:pPr>
+              <w:rPr>
+                <w:sz w:val="24"/>
+                <w:szCs w:val="24"/>
+              </w:rPr>
+            </w:pPr>
+            <w:r>
+              <w:rPr>
+                <w:sz w:val="24"/>
+                <w:szCs w:val="24"/>
+              </w:rPr>
+              <w:t>1:N</w:t>
+            </w:r>
+          </w:p>
+        </w:tc>
+      </w:tr>
+      <w:tr>
+        <w:tc>
+          <w:tcPr>
+            <w:tcW w:w="2122" w:type="dxa"/>
+          </w:tcPr>
+          <w:p>
+            <w:pPr>
+              <w:rPr>
+                <w:sz w:val="24"/>
+                <w:szCs w:val="24"/>
+              </w:rPr>
+            </w:pPr>
+            <w:r>
+              <w:rPr>
+                <w:sz w:val="24"/>
+                <w:szCs w:val="24"/>
+              </w:rPr>
+              <w:t>Descrizione:</w:t>
+            </w:r>
+          </w:p>
+        </w:tc>
+        <w:tc>
+          <w:tcPr>
+            <w:tcW w:w="7506" w:type="dxa"/>
+          </w:tcPr>
+          <w:p>
+            <w:pPr>
+              <w:rPr>
+                <w:sz w:val="24"/>
+                <w:szCs w:val="24"/>
+              </w:rPr>
+            </w:pPr>
+            <w:r>
+              <w:rPr>
+                <w:sz w:val="24"/>
+                <w:szCs w:val="24"/>
+              </w:rPr>
+              <w:t>Una procedura</w:t>
+            </w:r>
+            <w:r>
+              <w:rPr>
+                <w:sz w:val="24"/>
+                <w:szCs w:val="24"/>
+              </w:rPr>
+              <w:t xml:space="preserve"> deve essere svolta da una </w:t>
+            </w:r>
+            <w:r>
+              <w:rPr>
+                <w:sz w:val="24"/>
+                <w:szCs w:val="24"/>
+              </w:rPr>
+              <w:t xml:space="preserve">raci </w:t>
+            </w:r>
+            <w:r>
+              <w:rPr>
+                <w:sz w:val="24"/>
+                <w:szCs w:val="24"/>
+              </w:rPr>
+              <w:t xml:space="preserve">e una </w:t>
+            </w:r>
+            <w:r>
+              <w:rPr>
+                <w:sz w:val="24"/>
+                <w:szCs w:val="24"/>
+              </w:rPr>
+              <w:t xml:space="preserve">raci </w:t>
+            </w:r>
+            <w:r>
+              <w:rPr>
+                <w:sz w:val="24"/>
+                <w:szCs w:val="24"/>
+              </w:rPr>
+              <w:t xml:space="preserve">può svolgere più </w:t>
+            </w:r>
+            <w:r>
+              <w:rPr>
+                <w:sz w:val="24"/>
+                <w:szCs w:val="24"/>
+              </w:rPr>
+              <w:t>procedure</w:t>
+            </w:r>
+            <w:r>
+              <w:rPr>
+                <w:sz w:val="24"/>
+                <w:szCs w:val="24"/>
+              </w:rPr>
+              <w:t>.</w:t>
+            </w:r>
+          </w:p>
+        </w:tc>
+      </w:tr>
+      <w:tr>
+        <w:tc>
+          <w:tcPr>
+            <w:tcW w:w="2122" w:type="dxa"/>
+          </w:tcPr>
+          <w:p>
+            <w:pPr>
+              <w:rPr>
+                <w:sz w:val="24"/>
+                <w:szCs w:val="24"/>
+              </w:rPr>
+            </w:pPr>
+            <w:r>
+              <w:rPr>
+                <w:sz w:val="24"/>
+                <w:szCs w:val="24"/>
+              </w:rPr>
+              <w:t>Motivazioni:</w:t>
+            </w:r>
+          </w:p>
+        </w:tc>
+        <w:tc>
+          <w:tcPr>
+            <w:tcW w:w="7506" w:type="dxa"/>
+          </w:tcPr>
+          <w:p>
+            <w:pPr>
+              <w:rPr>
+                <w:sz w:val="24"/>
+                <w:szCs w:val="24"/>
+              </w:rPr>
+            </w:pPr>
+            <w:r>
+              <w:rPr>
+                <w:sz w:val="24"/>
+                <w:szCs w:val="24"/>
+              </w:rPr>
+              <w:t>-</w:t>
+            </w:r>
+          </w:p>
+        </w:tc>
+      </w:tr>
+    </w:tbl>
+    <w:p/>
+    <w:p>
+      <w:pPr>
+        <w:pBdr>
+          <w:bottom w:val="single" w:sz="4" w:space="1" w:color="auto"/>
+        </w:pBdr>
+        <w:spacing w:after="0"/>
+        <w:rPr>
+          <w:b/>
+          <w:bCs/>
+          <w:sz w:val="24"/>
+          <w:szCs w:val="24"/>
+        </w:rPr>
+      </w:pPr>
+      <w:r>
+        <w:rPr>
+          <w:b/>
+          <w:bCs/>
+          <w:sz w:val="24"/>
+          <w:szCs w:val="24"/>
+        </w:rPr>
+        <w:t>test_valutazione, miglioramenti</w:t>
+      </w:r>
+      <w:r>
+        <w:rPr>
+          <w:b/>
+          <w:bCs/>
+          <w:sz w:val="24"/>
+          <w:szCs w:val="24"/>
+        </w:rPr>
+        <w:t xml:space="preserve"> </w:t>
+      </w:r>
+      <w:r>
+        <w:rPr>
+          <w:b/>
+          <w:bCs/>
+          <w:sz w:val="24"/>
+          <w:szCs w:val="24"/>
+        </w:rPr>
+        <w:t xml:space="preserve">-&gt; </w:t>
+      </w:r>
+      <w:r>
+        <w:rPr>
+          <w:b/>
+          <w:bCs/>
+          <w:sz w:val="24"/>
+          <w:szCs w:val="24"/>
+        </w:rPr>
+        <w:t>rischio</w:t>
+      </w:r>
+    </w:p>
+    <w:tbl>
+      <w:tblPr>
+        <w:tblStyle w:val="Grigliatabella"/>
+        <w:tblpPr w:leftFromText="141" w:rightFromText="141" w:vertAnchor="text" w:tblpY="41"/>
+        <w:tblW w:w="0" w:type="auto"/>
+        <w:tblBorders>
+          <w:top w:val="none" w:sz="0" w:space="0" w:color="auto"/>
+          <w:left w:val="none" w:sz="0" w:space="0" w:color="auto"/>
+          <w:bottom w:val="none" w:sz="0" w:space="0" w:color="auto"/>
+          <w:right w:val="none" w:sz="0" w:space="0" w:color="auto"/>
+          <w:insideH w:val="none" w:sz="0" w:space="0" w:color="auto"/>
+          <w:insideV w:val="none" w:sz="0" w:space="0" w:color="auto"/>
+        </w:tblBorders>
+        <w:tblLook w:val="04A0" w:firstRow="1" w:lastRow="0" w:firstColumn="1" w:lastColumn="0" w:noHBand="0" w:noVBand="1"/>
+      </w:tblPr>
+      <w:tblGrid>
+        <w:gridCol w:w="2122"/>
+        <w:gridCol w:w="7506"/>
+      </w:tblGrid>
+      <w:tr>
+        <w:tc>
+          <w:tcPr>
+            <w:tcW w:w="2122" w:type="dxa"/>
+          </w:tcPr>
+          <w:p>
+            <w:pPr>
+              <w:rPr>
+                <w:sz w:val="24"/>
+                <w:szCs w:val="24"/>
+              </w:rPr>
+            </w:pPr>
+            <w:r>
+              <w:rPr>
+                <w:sz w:val="24"/>
+                <w:szCs w:val="24"/>
+              </w:rPr>
+              <w:t>Direzione:</w:t>
+            </w:r>
+          </w:p>
+        </w:tc>
+        <w:tc>
+          <w:tcPr>
+            <w:tcW w:w="7506" w:type="dxa"/>
+          </w:tcPr>
+          <w:p>
+            <w:pPr>
+              <w:rPr>
+                <w:sz w:val="24"/>
+                <w:szCs w:val="24"/>
+              </w:rPr>
+            </w:pPr>
+            <w:r>
+              <w:rPr>
+                <w:sz w:val="24"/>
+                <w:szCs w:val="24"/>
+              </w:rPr>
+              <w:t xml:space="preserve">Da </w:t>
+            </w:r>
+            <w:r>
+              <w:rPr>
+                <w:b/>
+                <w:bCs/>
+                <w:sz w:val="24"/>
+                <w:szCs w:val="24"/>
+              </w:rPr>
+              <w:t xml:space="preserve">test_valutazione </w:t>
+            </w:r>
+            <w:r>
+              <w:rPr>
+                <w:sz w:val="24"/>
+                <w:szCs w:val="24"/>
+              </w:rPr>
+              <w:t xml:space="preserve">a </w:t>
+            </w:r>
+            <w:r>
+              <w:rPr>
+                <w:b/>
+                <w:bCs/>
+                <w:sz w:val="24"/>
+                <w:szCs w:val="24"/>
+              </w:rPr>
+              <w:t>r</w:t>
+            </w:r>
+            <w:r>
+              <w:rPr>
+                <w:b/>
+                <w:bCs/>
+                <w:sz w:val="24"/>
+                <w:szCs w:val="24"/>
+              </w:rPr>
+              <w:t>ischio</w:t>
+            </w:r>
+          </w:p>
+        </w:tc>
+      </w:tr>
+      <w:tr>
+        <w:tc>
+          <w:tcPr>
+            <w:tcW w:w="2122" w:type="dxa"/>
+          </w:tcPr>
+          <w:p>
+            <w:pPr>
+              <w:rPr>
+                <w:sz w:val="24"/>
+                <w:szCs w:val="24"/>
+              </w:rPr>
+            </w:pPr>
+            <w:r>
+              <w:rPr>
+                <w:sz w:val="24"/>
+                <w:szCs w:val="24"/>
+              </w:rPr>
+              <w:t>Cardinalità:</w:t>
+            </w:r>
+          </w:p>
+        </w:tc>
+        <w:tc>
+          <w:tcPr>
+            <w:tcW w:w="7506" w:type="dxa"/>
+          </w:tcPr>
+          <w:p>
+            <w:pPr>
+              <w:rPr>
+                <w:sz w:val="24"/>
+                <w:szCs w:val="24"/>
+              </w:rPr>
+            </w:pPr>
+            <w:r>
+              <w:rPr>
+                <w:sz w:val="24"/>
+                <w:szCs w:val="24"/>
+              </w:rPr>
+              <w:t>0:N</w:t>
+            </w:r>
+          </w:p>
+        </w:tc>
+      </w:tr>
+      <w:tr>
+        <w:tc>
+          <w:tcPr>
+            <w:tcW w:w="2122" w:type="dxa"/>
+          </w:tcPr>
+          <w:p>
+            <w:pPr>
+              <w:rPr>
+                <w:sz w:val="24"/>
+                <w:szCs w:val="24"/>
+              </w:rPr>
+            </w:pPr>
+            <w:r>
+              <w:rPr>
+                <w:sz w:val="24"/>
+                <w:szCs w:val="24"/>
+              </w:rPr>
+              <w:t>Descrizione:</w:t>
+            </w:r>
+          </w:p>
+        </w:tc>
+        <w:tc>
+          <w:tcPr>
+            <w:tcW w:w="7506" w:type="dxa"/>
+          </w:tcPr>
+          <w:p>
+            <w:pPr>
+              <w:rPr>
+                <w:sz w:val="24"/>
+                <w:szCs w:val="24"/>
+              </w:rPr>
+            </w:pPr>
+            <w:r>
+              <w:rPr>
+                <w:sz w:val="24"/>
+                <w:szCs w:val="24"/>
+              </w:rPr>
+              <w:t>Rischio indica i rischi rilevati tramite un test di vulnerabilità.</w:t>
+            </w:r>
+          </w:p>
+        </w:tc>
+      </w:tr>
+      <w:tr>
+        <w:tc>
+          <w:tcPr>
+            <w:tcW w:w="2122" w:type="dxa"/>
+          </w:tcPr>
+          <w:p>
+            <w:pPr>
+              <w:rPr>
+                <w:sz w:val="24"/>
+                <w:szCs w:val="24"/>
+              </w:rPr>
+            </w:pPr>
+            <w:r>
+              <w:rPr>
+                <w:sz w:val="24"/>
+                <w:szCs w:val="24"/>
+              </w:rPr>
+              <w:t>Motivazioni:</w:t>
+            </w:r>
+          </w:p>
+        </w:tc>
+        <w:tc>
+          <w:tcPr>
+            <w:tcW w:w="7506" w:type="dxa"/>
+          </w:tcPr>
+          <w:p>
+            <w:pPr>
+              <w:rPr>
+                <w:sz w:val="24"/>
+                <w:szCs w:val="24"/>
+              </w:rPr>
+            </w:pPr>
+            <w:r>
+              <w:rPr>
+                <w:sz w:val="24"/>
+                <w:szCs w:val="24"/>
+              </w:rPr>
+              <w:t>La cardinalità e 0:N perché alcuni rischi possono essere rilevati anche senza un test di vulnerabilità, oppure possono non essere relativi ad un asset o ad un’attività. Ad esempio: se viene rilevato un nuovo tipo di truffa online e il personale non è formato relativamente a queste truffe. Questo è un rischio che non è relativo ad un test di vulnerabilità.</w:t>
+            </w:r>
+          </w:p>
+        </w:tc>
+      </w:tr>
+    </w:tbl>
+    <w:p>
+      <w:pPr>
+        <w:spacing w:after="0"/>
+        <w:rPr>
+          <w:b/>
+          <w:bCs/>
+          <w:sz w:val="24"/>
+          <w:szCs w:val="24"/>
+        </w:rPr>
+      </w:pPr>
+    </w:p>
+    <w:tbl>
+      <w:tblPr>
+        <w:tblStyle w:val="Grigliatabella"/>
+        <w:tblpPr w:leftFromText="141" w:rightFromText="141" w:vertAnchor="text" w:tblpY="41"/>
+        <w:tblW w:w="0" w:type="auto"/>
+        <w:tblBorders>
+          <w:top w:val="none" w:sz="0" w:space="0" w:color="auto"/>
+          <w:left w:val="none" w:sz="0" w:space="0" w:color="auto"/>
+          <w:bottom w:val="none" w:sz="0" w:space="0" w:color="auto"/>
+          <w:right w:val="none" w:sz="0" w:space="0" w:color="auto"/>
+          <w:insideH w:val="none" w:sz="0" w:space="0" w:color="auto"/>
+          <w:insideV w:val="none" w:sz="0" w:space="0" w:color="auto"/>
+        </w:tblBorders>
+        <w:tblLook w:val="04A0" w:firstRow="1" w:lastRow="0" w:firstColumn="1" w:lastColumn="0" w:noHBand="0" w:noVBand="1"/>
+      </w:tblPr>
+      <w:tblGrid>
+        <w:gridCol w:w="2122"/>
+        <w:gridCol w:w="7506"/>
+      </w:tblGrid>
+      <w:tr>
+        <w:tc>
+          <w:tcPr>
+            <w:tcW w:w="2122" w:type="dxa"/>
+          </w:tcPr>
+          <w:p>
+            <w:pPr>
+              <w:rPr>
+                <w:sz w:val="24"/>
+                <w:szCs w:val="24"/>
+              </w:rPr>
+            </w:pPr>
+            <w:r>
+              <w:rPr>
+                <w:sz w:val="24"/>
+                <w:szCs w:val="24"/>
+              </w:rPr>
+              <w:t>Direzione:</w:t>
+            </w:r>
+          </w:p>
+        </w:tc>
+        <w:tc>
+          <w:tcPr>
+            <w:tcW w:w="7506" w:type="dxa"/>
+          </w:tcPr>
+          <w:p>
+            <w:pPr>
+              <w:rPr>
+                <w:sz w:val="24"/>
+                <w:szCs w:val="24"/>
+              </w:rPr>
+            </w:pPr>
+            <w:r>
+              <w:rPr>
+                <w:sz w:val="24"/>
+                <w:szCs w:val="24"/>
+              </w:rPr>
+              <w:t xml:space="preserve">Da </w:t>
+            </w:r>
+            <w:r>
+              <w:rPr>
+                <w:b/>
+                <w:bCs/>
+                <w:sz w:val="24"/>
+                <w:szCs w:val="24"/>
+              </w:rPr>
+              <w:t>miglioramenti</w:t>
+            </w:r>
+            <w:r>
+              <w:rPr>
+                <w:b/>
+                <w:bCs/>
+                <w:sz w:val="24"/>
+                <w:szCs w:val="24"/>
+              </w:rPr>
+              <w:t xml:space="preserve"> </w:t>
+            </w:r>
+            <w:r>
+              <w:rPr>
+                <w:sz w:val="24"/>
+                <w:szCs w:val="24"/>
+              </w:rPr>
+              <w:t xml:space="preserve">a </w:t>
+            </w:r>
+            <w:r>
+              <w:rPr>
+                <w:b/>
+                <w:bCs/>
+                <w:sz w:val="24"/>
+                <w:szCs w:val="24"/>
+              </w:rPr>
+              <w:t>rischio</w:t>
+            </w:r>
+          </w:p>
+        </w:tc>
+      </w:tr>
+      <w:tr>
+        <w:tc>
+          <w:tcPr>
+            <w:tcW w:w="2122" w:type="dxa"/>
+          </w:tcPr>
+          <w:p>
+            <w:pPr>
+              <w:rPr>
+                <w:sz w:val="24"/>
+                <w:szCs w:val="24"/>
+              </w:rPr>
+            </w:pPr>
+            <w:r>
+              <w:rPr>
+                <w:sz w:val="24"/>
+                <w:szCs w:val="24"/>
+              </w:rPr>
+              <w:t>Cardinalità:</w:t>
+            </w:r>
+          </w:p>
+        </w:tc>
+        <w:tc>
+          <w:tcPr>
+            <w:tcW w:w="7506" w:type="dxa"/>
+          </w:tcPr>
+          <w:p>
+            <w:pPr>
+              <w:rPr>
+                <w:sz w:val="24"/>
+                <w:szCs w:val="24"/>
+              </w:rPr>
+            </w:pPr>
+            <w:r>
+              <w:rPr>
+                <w:sz w:val="24"/>
+                <w:szCs w:val="24"/>
+              </w:rPr>
+              <w:t>M:N diventata 1:N e N:1</w:t>
+            </w:r>
+          </w:p>
+        </w:tc>
+      </w:tr>
+      <w:tr>
+        <w:tc>
+          <w:tcPr>
+            <w:tcW w:w="2122" w:type="dxa"/>
+          </w:tcPr>
+          <w:p>
+            <w:pPr>
+              <w:rPr>
+                <w:sz w:val="24"/>
+                <w:szCs w:val="24"/>
+              </w:rPr>
+            </w:pPr>
+            <w:r>
+              <w:rPr>
+                <w:sz w:val="24"/>
+                <w:szCs w:val="24"/>
+              </w:rPr>
+              <w:t>Descrizione:</w:t>
+            </w:r>
+          </w:p>
+        </w:tc>
+        <w:tc>
+          <w:tcPr>
+            <w:tcW w:w="7506" w:type="dxa"/>
+          </w:tcPr>
+          <w:p>
+            <w:pPr>
+              <w:rPr>
+                <w:sz w:val="24"/>
+                <w:szCs w:val="24"/>
+              </w:rPr>
+            </w:pPr>
+            <w:r>
+              <w:rPr>
+                <w:sz w:val="24"/>
+                <w:szCs w:val="24"/>
+              </w:rPr>
+              <w:t>Ha una cardinalità M:N perché un rischio può portare a più miglioramenti da fare, mentre un miglioramento potrebbe risolvere più rischi.</w:t>
+            </w:r>
+          </w:p>
+        </w:tc>
+      </w:tr>
+      <w:tr>
+        <w:tc>
+          <w:tcPr>
+            <w:tcW w:w="2122" w:type="dxa"/>
+          </w:tcPr>
+          <w:p>
+            <w:pPr>
+              <w:rPr>
+                <w:sz w:val="24"/>
+                <w:szCs w:val="24"/>
+              </w:rPr>
+            </w:pPr>
+            <w:r>
+              <w:rPr>
+                <w:sz w:val="24"/>
+                <w:szCs w:val="24"/>
+              </w:rPr>
+              <w:t>Motivazioni:</w:t>
+            </w:r>
+          </w:p>
+        </w:tc>
+        <w:tc>
+          <w:tcPr>
+            <w:tcW w:w="7506" w:type="dxa"/>
+          </w:tcPr>
+          <w:p>
+            <w:pPr>
+              <w:rPr>
+                <w:sz w:val="24"/>
+                <w:szCs w:val="24"/>
+              </w:rPr>
+            </w:pPr>
+            <w:r>
+              <w:rPr>
+                <w:sz w:val="24"/>
+                <w:szCs w:val="24"/>
+              </w:rPr>
+              <w:t>Ho spezzato il legame M:N con una tabella rischio_miglioramento per dividere il legame 1:N e N:1.</w:t>
+            </w:r>
+          </w:p>
+        </w:tc>
+      </w:tr>
+    </w:tbl>
+    <w:p/>
+    <w:p>
+      <w:pPr>
+        <w:pBdr>
+          <w:bottom w:val="single" w:sz="4" w:space="1" w:color="auto"/>
+        </w:pBdr>
+        <w:spacing w:after="0"/>
+        <w:rPr>
+          <w:b/>
+          <w:bCs/>
+          <w:sz w:val="24"/>
+          <w:szCs w:val="24"/>
+        </w:rPr>
+      </w:pPr>
+      <w:r>
+        <w:rPr>
+          <w:b/>
+          <w:bCs/>
+          <w:sz w:val="24"/>
+          <w:szCs w:val="24"/>
+        </w:rPr>
+        <w:t>miglioramenti</w:t>
+      </w:r>
+      <w:r>
+        <w:rPr>
+          <w:b/>
+          <w:bCs/>
+          <w:sz w:val="24"/>
+          <w:szCs w:val="24"/>
+        </w:rPr>
+        <w:t xml:space="preserve"> </w:t>
+      </w:r>
+      <w:r>
+        <w:rPr>
+          <w:b/>
+          <w:bCs/>
+          <w:sz w:val="24"/>
+          <w:szCs w:val="24"/>
+        </w:rPr>
+        <w:t>-&gt;</w:t>
+      </w:r>
+      <w:r>
+        <w:rPr>
+          <w:b/>
+          <w:bCs/>
+          <w:sz w:val="24"/>
+          <w:szCs w:val="24"/>
+        </w:rPr>
+        <w:t xml:space="preserve"> </w:t>
+      </w:r>
+      <w:r>
+        <w:rPr>
+          <w:b/>
+          <w:bCs/>
+          <w:sz w:val="24"/>
+          <w:szCs w:val="24"/>
+        </w:rPr>
+        <w:t>raci</w:t>
+      </w:r>
+    </w:p>
+    <w:tbl>
+      <w:tblPr>
+        <w:tblStyle w:val="Grigliatabella"/>
+        <w:tblpPr w:leftFromText="141" w:rightFromText="141" w:vertAnchor="text" w:tblpY="41"/>
+        <w:tblW w:w="0" w:type="auto"/>
+        <w:tblBorders>
+          <w:top w:val="none" w:sz="0" w:space="0" w:color="auto"/>
+          <w:left w:val="none" w:sz="0" w:space="0" w:color="auto"/>
+          <w:bottom w:val="none" w:sz="0" w:space="0" w:color="auto"/>
+          <w:right w:val="none" w:sz="0" w:space="0" w:color="auto"/>
+          <w:insideH w:val="none" w:sz="0" w:space="0" w:color="auto"/>
+          <w:insideV w:val="none" w:sz="0" w:space="0" w:color="auto"/>
+        </w:tblBorders>
+        <w:tblLook w:val="04A0" w:firstRow="1" w:lastRow="0" w:firstColumn="1" w:lastColumn="0" w:noHBand="0" w:noVBand="1"/>
+      </w:tblPr>
+      <w:tblGrid>
+        <w:gridCol w:w="2122"/>
+        <w:gridCol w:w="7506"/>
+      </w:tblGrid>
+      <w:tr>
+        <w:tc>
+          <w:tcPr>
+            <w:tcW w:w="2122" w:type="dxa"/>
+          </w:tcPr>
+          <w:p>
+            <w:pPr>
+              <w:rPr>
+                <w:sz w:val="24"/>
+                <w:szCs w:val="24"/>
+              </w:rPr>
+            </w:pPr>
+            <w:r>
+              <w:rPr>
+                <w:sz w:val="24"/>
+                <w:szCs w:val="24"/>
+              </w:rPr>
+              <w:t>Direzione:</w:t>
+            </w:r>
+          </w:p>
+        </w:tc>
+        <w:tc>
+          <w:tcPr>
+            <w:tcW w:w="7506" w:type="dxa"/>
+          </w:tcPr>
+          <w:p>
+            <w:pPr>
+              <w:rPr>
+                <w:sz w:val="24"/>
+                <w:szCs w:val="24"/>
+              </w:rPr>
+            </w:pPr>
+            <w:r>
+              <w:rPr>
+                <w:sz w:val="24"/>
+                <w:szCs w:val="24"/>
+              </w:rPr>
+              <w:t xml:space="preserve">Da </w:t>
+            </w:r>
+            <w:r>
+              <w:rPr>
+                <w:b/>
+                <w:bCs/>
+                <w:sz w:val="24"/>
+                <w:szCs w:val="24"/>
+              </w:rPr>
+              <w:t xml:space="preserve">miglioramenti </w:t>
+            </w:r>
+            <w:r>
+              <w:rPr>
+                <w:sz w:val="24"/>
+                <w:szCs w:val="24"/>
+              </w:rPr>
+              <w:t xml:space="preserve">a </w:t>
+            </w:r>
+            <w:r>
+              <w:rPr>
+                <w:b/>
+                <w:bCs/>
+                <w:sz w:val="24"/>
+                <w:szCs w:val="24"/>
+              </w:rPr>
+              <w:t>raci</w:t>
+            </w:r>
+          </w:p>
+        </w:tc>
+      </w:tr>
+      <w:tr>
+        <w:tc>
+          <w:tcPr>
+            <w:tcW w:w="2122" w:type="dxa"/>
+          </w:tcPr>
+          <w:p>
+            <w:pPr>
+              <w:rPr>
+                <w:sz w:val="24"/>
+                <w:szCs w:val="24"/>
+              </w:rPr>
+            </w:pPr>
+            <w:r>
+              <w:rPr>
+                <w:sz w:val="24"/>
+                <w:szCs w:val="24"/>
+              </w:rPr>
+              <w:t>Cardinalità:</w:t>
+            </w:r>
+          </w:p>
+        </w:tc>
+        <w:tc>
+          <w:tcPr>
+            <w:tcW w:w="7506" w:type="dxa"/>
+          </w:tcPr>
+          <w:p>
+            <w:pPr>
+              <w:rPr>
+                <w:sz w:val="24"/>
+                <w:szCs w:val="24"/>
+              </w:rPr>
+            </w:pPr>
+            <w:r>
+              <w:rPr>
+                <w:sz w:val="24"/>
+                <w:szCs w:val="24"/>
+              </w:rPr>
+              <w:t>1:N</w:t>
+            </w:r>
+          </w:p>
+        </w:tc>
+      </w:tr>
+      <w:tr>
+        <w:tc>
+          <w:tcPr>
+            <w:tcW w:w="2122" w:type="dxa"/>
+          </w:tcPr>
+          <w:p>
+            <w:pPr>
+              <w:rPr>
+                <w:sz w:val="24"/>
+                <w:szCs w:val="24"/>
+              </w:rPr>
+            </w:pPr>
+            <w:r>
+              <w:rPr>
+                <w:sz w:val="24"/>
+                <w:szCs w:val="24"/>
+              </w:rPr>
+              <w:t>Descrizione:</w:t>
+            </w:r>
+          </w:p>
+        </w:tc>
+        <w:tc>
+          <w:tcPr>
+            <w:tcW w:w="7506" w:type="dxa"/>
+          </w:tcPr>
+          <w:p>
+            <w:pPr>
+              <w:rPr>
+                <w:sz w:val="24"/>
+                <w:szCs w:val="24"/>
+              </w:rPr>
+            </w:pPr>
+            <w:r>
+              <w:rPr>
+                <w:sz w:val="24"/>
+                <w:szCs w:val="24"/>
+              </w:rPr>
+              <w:t>Indica quale raci può potenzialmente compiere quei miglioramenti.</w:t>
+            </w:r>
+          </w:p>
+        </w:tc>
+      </w:tr>
+      <w:tr>
+        <w:tc>
+          <w:tcPr>
+            <w:tcW w:w="2122" w:type="dxa"/>
+          </w:tcPr>
+          <w:p>
+            <w:pPr>
+              <w:rPr>
+                <w:sz w:val="24"/>
+                <w:szCs w:val="24"/>
+              </w:rPr>
+            </w:pPr>
+            <w:r>
+              <w:rPr>
+                <w:sz w:val="24"/>
+                <w:szCs w:val="24"/>
+              </w:rPr>
+              <w:t>Motivazioni:</w:t>
+            </w:r>
+          </w:p>
+        </w:tc>
+        <w:tc>
+          <w:tcPr>
+            <w:tcW w:w="7506" w:type="dxa"/>
+          </w:tcPr>
+          <w:p>
+            <w:pPr>
+              <w:rPr>
+                <w:sz w:val="24"/>
+                <w:szCs w:val="24"/>
+              </w:rPr>
+            </w:pPr>
+            <w:r>
+              <w:rPr>
+                <w:sz w:val="24"/>
+                <w:szCs w:val="24"/>
+              </w:rPr>
+              <w:t>-</w:t>
+            </w:r>
+          </w:p>
+        </w:tc>
+      </w:tr>
+    </w:tbl>
+    <w:p/>
+    <w:p>
+      <w:pPr>
+        <w:pBdr>
+          <w:bottom w:val="single" w:sz="4" w:space="1" w:color="auto"/>
+        </w:pBdr>
+        <w:spacing w:after="0"/>
+        <w:rPr>
+          <w:b/>
+          <w:bCs/>
+          <w:sz w:val="24"/>
+          <w:szCs w:val="24"/>
+        </w:rPr>
+      </w:pPr>
+      <w:r>
+        <w:rPr>
+          <w:b/>
+          <w:bCs/>
+          <w:sz w:val="24"/>
+          <w:szCs w:val="24"/>
+        </w:rPr>
+        <w:lastRenderedPageBreak/>
+        <w:t>Squadra, attivita -&gt; crisi</w:t>
+      </w:r>
+    </w:p>
+    <w:tbl>
+      <w:tblPr>
+        <w:tblStyle w:val="Grigliatabella"/>
+        <w:tblpPr w:leftFromText="141" w:rightFromText="141" w:vertAnchor="text" w:tblpY="41"/>
+        <w:tblW w:w="0" w:type="auto"/>
+        <w:tblBorders>
+          <w:top w:val="none" w:sz="0" w:space="0" w:color="auto"/>
+          <w:left w:val="none" w:sz="0" w:space="0" w:color="auto"/>
+          <w:bottom w:val="none" w:sz="0" w:space="0" w:color="auto"/>
+          <w:right w:val="none" w:sz="0" w:space="0" w:color="auto"/>
+          <w:insideH w:val="none" w:sz="0" w:space="0" w:color="auto"/>
+          <w:insideV w:val="none" w:sz="0" w:space="0" w:color="auto"/>
+        </w:tblBorders>
+        <w:tblLook w:val="04A0" w:firstRow="1" w:lastRow="0" w:firstColumn="1" w:lastColumn="0" w:noHBand="0" w:noVBand="1"/>
+      </w:tblPr>
+      <w:tblGrid>
+        <w:gridCol w:w="2122"/>
+        <w:gridCol w:w="7506"/>
+      </w:tblGrid>
+      <w:tr>
+        <w:tc>
+          <w:tcPr>
+            <w:tcW w:w="2122" w:type="dxa"/>
+          </w:tcPr>
+          <w:p>
+            <w:pPr>
+              <w:rPr>
+                <w:sz w:val="24"/>
+                <w:szCs w:val="24"/>
+              </w:rPr>
+            </w:pPr>
+            <w:r>
+              <w:rPr>
+                <w:sz w:val="24"/>
+                <w:szCs w:val="24"/>
+              </w:rPr>
+              <w:t>Direzione:</w:t>
+            </w:r>
+          </w:p>
+        </w:tc>
+        <w:tc>
+          <w:tcPr>
+            <w:tcW w:w="7506" w:type="dxa"/>
+          </w:tcPr>
+          <w:p>
+            <w:pPr>
+              <w:rPr>
+                <w:sz w:val="24"/>
+                <w:szCs w:val="24"/>
+              </w:rPr>
+            </w:pPr>
+            <w:r>
+              <w:rPr>
+                <w:sz w:val="24"/>
+                <w:szCs w:val="24"/>
+              </w:rPr>
+              <w:t xml:space="preserve">Da </w:t>
+            </w:r>
+            <w:r>
+              <w:rPr>
+                <w:b/>
+                <w:bCs/>
+                <w:sz w:val="24"/>
+                <w:szCs w:val="24"/>
+              </w:rPr>
+              <w:t xml:space="preserve">squadra </w:t>
+            </w:r>
+            <w:r>
+              <w:rPr>
+                <w:sz w:val="24"/>
+                <w:szCs w:val="24"/>
+              </w:rPr>
+              <w:t xml:space="preserve">a </w:t>
+            </w:r>
+            <w:r>
+              <w:rPr>
+                <w:b/>
+                <w:bCs/>
+                <w:sz w:val="24"/>
+                <w:szCs w:val="24"/>
+              </w:rPr>
+              <w:t>crisi</w:t>
+            </w:r>
+          </w:p>
+        </w:tc>
+      </w:tr>
+      <w:tr>
+        <w:tc>
+          <w:tcPr>
+            <w:tcW w:w="2122" w:type="dxa"/>
+          </w:tcPr>
+          <w:p>
+            <w:pPr>
+              <w:rPr>
+                <w:sz w:val="24"/>
+                <w:szCs w:val="24"/>
+              </w:rPr>
+            </w:pPr>
+            <w:r>
+              <w:rPr>
+                <w:sz w:val="24"/>
+                <w:szCs w:val="24"/>
+              </w:rPr>
+              <w:t>Cardinalità:</w:t>
+            </w:r>
+          </w:p>
+        </w:tc>
+        <w:tc>
+          <w:tcPr>
+            <w:tcW w:w="7506" w:type="dxa"/>
+          </w:tcPr>
+          <w:p>
+            <w:pPr>
+              <w:rPr>
+                <w:sz w:val="24"/>
+                <w:szCs w:val="24"/>
+              </w:rPr>
+            </w:pPr>
+            <w:r>
+              <w:rPr>
+                <w:sz w:val="24"/>
+                <w:szCs w:val="24"/>
+              </w:rPr>
+              <w:t>1:N</w:t>
+            </w:r>
+          </w:p>
+        </w:tc>
+      </w:tr>
+      <w:tr>
+        <w:tc>
+          <w:tcPr>
+            <w:tcW w:w="2122" w:type="dxa"/>
+          </w:tcPr>
+          <w:p>
+            <w:pPr>
+              <w:rPr>
+                <w:sz w:val="24"/>
+                <w:szCs w:val="24"/>
+              </w:rPr>
+            </w:pPr>
+            <w:r>
+              <w:rPr>
+                <w:sz w:val="24"/>
+                <w:szCs w:val="24"/>
+              </w:rPr>
+              <w:t>Descrizione:</w:t>
+            </w:r>
+          </w:p>
+        </w:tc>
+        <w:tc>
+          <w:tcPr>
+            <w:tcW w:w="7506" w:type="dxa"/>
+          </w:tcPr>
+          <w:p>
+            <w:pPr>
+              <w:rPr>
+                <w:sz w:val="24"/>
+                <w:szCs w:val="24"/>
+              </w:rPr>
+            </w:pPr>
+            <w:r>
+              <w:rPr>
+                <w:sz w:val="24"/>
+                <w:szCs w:val="24"/>
+              </w:rPr>
+              <w:t>Indica quale squadra si sta occupando o si è occupata della crisi. Per gestire una crisi ci deve essere per forza una squadra che gestisce la crisi.</w:t>
+            </w:r>
+          </w:p>
+        </w:tc>
+      </w:tr>
+      <w:tr>
+        <w:tc>
+          <w:tcPr>
+            <w:tcW w:w="2122" w:type="dxa"/>
+          </w:tcPr>
+          <w:p>
+            <w:pPr>
+              <w:rPr>
+                <w:sz w:val="24"/>
+                <w:szCs w:val="24"/>
+              </w:rPr>
+            </w:pPr>
+            <w:r>
+              <w:rPr>
+                <w:sz w:val="24"/>
+                <w:szCs w:val="24"/>
+              </w:rPr>
+              <w:t>Motivazioni:</w:t>
+            </w:r>
+          </w:p>
+        </w:tc>
+        <w:tc>
+          <w:tcPr>
+            <w:tcW w:w="7506" w:type="dxa"/>
+          </w:tcPr>
+          <w:p>
+            <w:pPr>
+              <w:rPr>
+                <w:sz w:val="24"/>
+                <w:szCs w:val="24"/>
+              </w:rPr>
+            </w:pPr>
+            <w:r>
+              <w:rPr>
+                <w:sz w:val="24"/>
+                <w:szCs w:val="24"/>
+              </w:rPr>
+              <w:t>-</w:t>
+            </w:r>
+          </w:p>
+        </w:tc>
+      </w:tr>
+    </w:tbl>
+    <w:p/>
+    <w:tbl>
+      <w:tblPr>
+        <w:tblStyle w:val="Grigliatabella"/>
+        <w:tblpPr w:leftFromText="141" w:rightFromText="141" w:vertAnchor="text" w:tblpY="41"/>
+        <w:tblW w:w="0" w:type="auto"/>
+        <w:tblBorders>
+          <w:top w:val="none" w:sz="0" w:space="0" w:color="auto"/>
+          <w:left w:val="none" w:sz="0" w:space="0" w:color="auto"/>
+          <w:bottom w:val="none" w:sz="0" w:space="0" w:color="auto"/>
+          <w:right w:val="none" w:sz="0" w:space="0" w:color="auto"/>
+          <w:insideH w:val="none" w:sz="0" w:space="0" w:color="auto"/>
+          <w:insideV w:val="none" w:sz="0" w:space="0" w:color="auto"/>
+        </w:tblBorders>
+        <w:tblLook w:val="04A0" w:firstRow="1" w:lastRow="0" w:firstColumn="1" w:lastColumn="0" w:noHBand="0" w:noVBand="1"/>
+      </w:tblPr>
+      <w:tblGrid>
+        <w:gridCol w:w="2122"/>
+        <w:gridCol w:w="7506"/>
+      </w:tblGrid>
+      <w:tr>
+        <w:tc>
+          <w:tcPr>
+            <w:tcW w:w="2122" w:type="dxa"/>
+          </w:tcPr>
+          <w:p>
+            <w:pPr>
+              <w:rPr>
+                <w:sz w:val="24"/>
+                <w:szCs w:val="24"/>
+              </w:rPr>
+            </w:pPr>
+            <w:r>
+              <w:rPr>
+                <w:sz w:val="24"/>
+                <w:szCs w:val="24"/>
+              </w:rPr>
+              <w:t>Direzione:</w:t>
+            </w:r>
+          </w:p>
+        </w:tc>
+        <w:tc>
+          <w:tcPr>
+            <w:tcW w:w="7506" w:type="dxa"/>
+          </w:tcPr>
+          <w:p>
+            <w:pPr>
+              <w:rPr>
+                <w:sz w:val="24"/>
+                <w:szCs w:val="24"/>
+              </w:rPr>
+            </w:pPr>
+            <w:r>
+              <w:rPr>
+                <w:sz w:val="24"/>
+                <w:szCs w:val="24"/>
+              </w:rPr>
+              <w:t xml:space="preserve">Da </w:t>
+            </w:r>
+            <w:r>
+              <w:rPr>
+                <w:b/>
+                <w:bCs/>
                 <w:sz w:val="24"/>
                 <w:szCs w:val="24"/>
               </w:rPr>
               <w:t>attivita</w:t>
             </w:r>
-            <w:proofErr w:type="spellEnd"/>
-            <w:r>
-              <w:rPr>
-                <w:sz w:val="24"/>
-                <w:szCs w:val="24"/>
-              </w:rPr>
-              <w:t xml:space="preserve"> che si potesse collegare ad un’attività oppure creare una tabella a parte come ho fatto. Ho preferito la seconda ipotesi, perché è più flessibile. Nella prima ipotesi, potenzialmente solo un’attività poteva essere una conseguenza di un’altra attività, mentre nella seconda ipotesi un’attività può fare diverse attività.</w:t>
+            <w:r>
+              <w:rPr>
+                <w:b/>
+                <w:bCs/>
+                <w:sz w:val="24"/>
+                <w:szCs w:val="24"/>
+              </w:rPr>
+              <w:t xml:space="preserve"> </w:t>
+            </w:r>
+            <w:r>
+              <w:rPr>
+                <w:sz w:val="24"/>
+                <w:szCs w:val="24"/>
+              </w:rPr>
+              <w:t xml:space="preserve">a </w:t>
+            </w:r>
+            <w:r>
+              <w:rPr>
+                <w:b/>
+                <w:bCs/>
+                <w:sz w:val="24"/>
+                <w:szCs w:val="24"/>
+              </w:rPr>
+              <w:t>crisi</w:t>
+            </w:r>
+          </w:p>
+        </w:tc>
+      </w:tr>
+      <w:tr>
+        <w:tc>
+          <w:tcPr>
+            <w:tcW w:w="2122" w:type="dxa"/>
+          </w:tcPr>
+          <w:p>
+            <w:pPr>
+              <w:rPr>
+                <w:sz w:val="24"/>
+                <w:szCs w:val="24"/>
+              </w:rPr>
+            </w:pPr>
+            <w:r>
+              <w:rPr>
+                <w:sz w:val="24"/>
+                <w:szCs w:val="24"/>
+              </w:rPr>
+              <w:t>Cardinalità:</w:t>
+            </w:r>
+          </w:p>
+        </w:tc>
+        <w:tc>
+          <w:tcPr>
+            <w:tcW w:w="7506" w:type="dxa"/>
+          </w:tcPr>
+          <w:p>
+            <w:pPr>
+              <w:rPr>
+                <w:sz w:val="24"/>
+                <w:szCs w:val="24"/>
+              </w:rPr>
+            </w:pPr>
+            <w:r>
+              <w:rPr>
+                <w:sz w:val="24"/>
+                <w:szCs w:val="24"/>
+              </w:rPr>
+              <w:t>M:N diventata 1:N e N:1</w:t>
+            </w:r>
+          </w:p>
+        </w:tc>
+      </w:tr>
+      <w:tr>
+        <w:tc>
+          <w:tcPr>
+            <w:tcW w:w="2122" w:type="dxa"/>
+          </w:tcPr>
+          <w:p>
+            <w:pPr>
+              <w:rPr>
+                <w:sz w:val="24"/>
+                <w:szCs w:val="24"/>
+              </w:rPr>
+            </w:pPr>
+            <w:r>
+              <w:rPr>
+                <w:sz w:val="24"/>
+                <w:szCs w:val="24"/>
+              </w:rPr>
+              <w:t>Descrizione:</w:t>
+            </w:r>
+          </w:p>
+        </w:tc>
+        <w:tc>
+          <w:tcPr>
+            <w:tcW w:w="7506" w:type="dxa"/>
+          </w:tcPr>
+          <w:p>
+            <w:pPr>
+              <w:rPr>
+                <w:sz w:val="24"/>
+                <w:szCs w:val="24"/>
+              </w:rPr>
+            </w:pPr>
+            <w:r>
+              <w:rPr>
+                <w:sz w:val="24"/>
+                <w:szCs w:val="24"/>
+              </w:rPr>
+              <w:t>Una crisi, per essere mitigata, deve compiere una o più attività, un’attività può risolvere una o più crisi in corso</w:t>
+            </w:r>
+            <w:r>
+              <w:rPr>
+                <w:sz w:val="24"/>
+                <w:szCs w:val="24"/>
+              </w:rPr>
+              <w:t>. Questo comporta un collegamento M:N.</w:t>
+            </w:r>
+          </w:p>
+        </w:tc>
+      </w:tr>
+      <w:tr>
+        <w:tc>
+          <w:tcPr>
+            <w:tcW w:w="2122" w:type="dxa"/>
+          </w:tcPr>
+          <w:p>
+            <w:pPr>
+              <w:rPr>
+                <w:sz w:val="24"/>
+                <w:szCs w:val="24"/>
+              </w:rPr>
+            </w:pPr>
+            <w:r>
+              <w:rPr>
+                <w:sz w:val="24"/>
+                <w:szCs w:val="24"/>
+              </w:rPr>
+              <w:t>Motivazioni:</w:t>
+            </w:r>
+          </w:p>
+        </w:tc>
+        <w:tc>
+          <w:tcPr>
+            <w:tcW w:w="7506" w:type="dxa"/>
+          </w:tcPr>
+          <w:p>
+            <w:pPr>
+              <w:rPr>
+                <w:sz w:val="24"/>
+                <w:szCs w:val="24"/>
+              </w:rPr>
+            </w:pPr>
+            <w:r>
+              <w:rPr>
+                <w:sz w:val="24"/>
+                <w:szCs w:val="24"/>
+              </w:rPr>
+              <w:t>Per risolvere il collegamento M:N, ho utilizzato una tabella mitigare_crisi per creare un legame normalizzato 1:N e N:1.</w:t>
             </w:r>
           </w:p>
         </w:tc>
